--- a/perf-report/PiliPlus-Android17-小米15-性能功耗兼容性统一报告.docx
+++ b/perf-report/PiliPlus-Android17-小米15-性能功耗兼容性统一报告.docx
@@ -146,7 +146,7 @@
         <w:t xml:space="preserve">最后更新</w:t>
       </w:r>
       <w:r>
-        <w:t xml:space="preserve">：2026-09-26（完成「零风险快赢」与「可见性门控」两批）</w:t>
+        <w:t xml:space="preserve">：2026-09-27（Impeller 默认开启并补上核验口径；MessageQueue 新实现状态核对）</w:t>
       </w:r>
     </w:p>
     <w:p>
@@ -395,17 +395,17 @@
           </w:tcPr>
           <w:p>
             <w:r>
-              <w:t xml:space="preserve">画质与渲染后端（HDR、Impeller A/B、解码线程）</w:t>
-            </w:r>
-          </w:p>
-        </w:tc>
-        <w:tc>
-          <w:tcPr>
-            <w:tcW w:w="3120" w:type="dxa"/>
-          </w:tcPr>
-          <w:p>
-            <w:r>
-              <w:t xml:space="preserve">⏳ 未开始</w:t>
+              <w:t xml:space="preserve">画质与渲染后端（Impeller 已默认开启 ✅；HDR、解码线程未开始）</w:t>
+            </w:r>
+          </w:p>
+        </w:tc>
+        <w:tc>
+          <w:tcPr>
+            <w:tcW w:w="3120" w:type="dxa"/>
+          </w:tcPr>
+          <w:p>
+            <w:r>
+              <w:t xml:space="preserve">🟡 进行中</w:t>
             </w:r>
           </w:p>
         </w:tc>
@@ -683,6 +683,57 @@
           </w:tcPr>
           <w:p>
             <w:r>
+              <w:t xml:space="preserve">A17-08</w:t>
+            </w:r>
+          </w:p>
+        </w:tc>
+        <w:tc>
+          <w:tcPr>
+            <w:tcW w:w="3120" w:type="dxa"/>
+          </w:tcPr>
+          <w:p>
+            <w:r>
+              <w:t xml:space="preserve">MessageQueue 新无锁实现（Android 17 + targetSdk 37 </w:t>
+            </w:r>
+            <w:r>
+              <w:rPr>
+                <w:b/>
+                <w:bCs/>
+              </w:rPr>
+              <w:t xml:space="preserve">默认启用</w:t>
+            </w:r>
+            <w:r>
+              <w:t xml:space="preserve">，App 侧无开关）</w:t>
+            </w:r>
+          </w:p>
+        </w:tc>
+        <w:tc>
+          <w:tcPr>
+            <w:tcW w:w="3120" w:type="dxa"/>
+          </w:tcPr>
+          <w:p>
+            <w:r>
+              <w:t xml:space="preserve">无感知：本 App 不反射 </w:t>
+            </w:r>
+            <w:r>
+              <w:rPr>
+                <w:rFonts w:ascii="Consolas" w:eastAsia="Consolas" w:hAnsi="Consolas" w:cs="Consolas"/>
+              </w:rPr>
+              <w:t xml:space="preserve">MessageQueue</w:t>
+            </w:r>
+            <w:r>
+              <w:t xml:space="preserve">，已核对无影响（见 §5 验证命令）</w:t>
+            </w:r>
+          </w:p>
+        </w:tc>
+      </w:tr>
+      <w:tr>
+        <w:tc>
+          <w:tcPr>
+            <w:tcW w:w="3120" w:type="dxa"/>
+          </w:tcPr>
+          <w:p>
+            <w:r>
               <w:t xml:space="preserve">A17-12</w:t>
             </w:r>
           </w:p>
@@ -1083,17 +1134,42 @@
           </w:tcPr>
           <w:p>
             <w:r>
-              <w:t xml:space="preserve">Impeller 开关化（默认关）</w:t>
-            </w:r>
-          </w:p>
-        </w:tc>
-        <w:tc>
-          <w:tcPr>
-            <w:tcW w:w="3120" w:type="dxa"/>
-          </w:tcPr>
-          <w:p>
-            <w:r>
-              <w:t xml:space="preserve">可 A/B 实测；默认保证兼容性</w:t>
+              <w:rPr>
+                <w:b/>
+                <w:bCs/>
+              </w:rPr>
+              <w:t xml:space="preserve">Impeller 默认开启</w:t>
+            </w:r>
+            <w:r>
+              <w:t xml:space="preserve">（</w:t>
+            </w:r>
+            <w:r>
+              <w:rPr>
+                <w:rFonts w:ascii="Consolas" w:eastAsia="Consolas" w:hAnsi="Consolas" w:cs="Consolas"/>
+              </w:rPr>
+              <w:t xml:space="preserve">EnableImpeller=true</w:t>
+            </w:r>
+            <w:r>
+              <w:t xml:space="preserve">；</w:t>
+            </w:r>
+            <w:r>
+              <w:rPr>
+                <w:rFonts w:ascii="Consolas" w:eastAsia="Consolas" w:hAnsi="Consolas" w:cs="Consolas"/>
+              </w:rPr>
+              <w:t xml:space="preserve">--android-project-arg=enableImpeller=false</w:t>
+            </w:r>
+            <w:r>
+              <w:t xml:space="preserve"> 可回退）</w:t>
+            </w:r>
+          </w:p>
+        </w:tc>
+        <w:tc>
+          <w:tcPr>
+            <w:tcW w:w="3120" w:type="dxa"/>
+          </w:tcPr>
+          <w:p>
+            <w:r>
+              <w:t xml:space="preserve">弹幕密集 / 列表滚动这类每帧重绘场景帧时间更稳、CPU 合成开销下降</w:t>
             </w:r>
           </w:p>
         </w:tc>
@@ -4809,6 +4885,787 @@
       </w:r>
       <w:r>
         <w:t xml:space="preserve">；1080P60 播放 30 min 的 CPU/电量；视频页滚动 3 min 的 P95 帧时间；热门直播间 10 min 的 UI isolate CPU。</w:t>
+      </w:r>
+    </w:p>
+    <w:p>
+      <w:pPr>
+        <w:pStyle w:val="Heading3"/>
+      </w:pPr>
+      <w:r>
+        <w:t xml:space="preserve">Impeller（PL-01，2026-09-27 起默认开启）</w:t>
+      </w:r>
+    </w:p>
+    <w:p>
+      <w:pPr>
+        <w:pStyle w:val="ListParagraph"/>
+        <w:numPr>
+          <w:ilvl w:val="0"/>
+          <w:numId w:val="1"/>
+        </w:numPr>
+      </w:pPr>
+      <w:r>
+        <w:t xml:space="preserve">开关位置：</w:t>
+      </w:r>
+      <w:r>
+        <w:rPr>
+          <w:rFonts w:ascii="Consolas" w:eastAsia="Consolas" w:hAnsi="Consolas" w:cs="Consolas"/>
+        </w:rPr>
+        <w:t xml:space="preserve">android/app/build.gradle.kts</w:t>
+      </w:r>
+      <w:r>
+        <w:t xml:space="preserve"> 的 </w:t>
+      </w:r>
+      <w:r>
+        <w:rPr>
+          <w:rFonts w:ascii="Consolas" w:eastAsia="Consolas" w:hAnsi="Consolas" w:cs="Consolas"/>
+        </w:rPr>
+        <w:t xml:space="preserve">manifestPlaceholders["enableImpeller"]</w:t>
+      </w:r>
+      <w:r>
+        <w:t xml:space="preserve">（</w:t>
+      </w:r>
+      <w:r>
+        <w:rPr>
+          <w:b/>
+          <w:bCs/>
+        </w:rPr>
+        <w:t xml:space="preserve">默认 </w:t>
+      </w:r>
+      <w:r>
+        <w:rPr>
+          <w:rFonts w:ascii="Consolas" w:eastAsia="Consolas" w:hAnsi="Consolas" w:cs="Consolas"/>
+          <w:b/>
+          <w:bCs/>
+        </w:rPr>
+        <w:t xml:space="preserve">true</w:t>
+      </w:r>
+      <w:r>
+        <w:t xml:space="preserve">）→ 清单 </w:t>
+      </w:r>
+      <w:r>
+        <w:rPr>
+          <w:rFonts w:ascii="Consolas" w:eastAsia="Consolas" w:hAnsi="Consolas" w:cs="Consolas"/>
+        </w:rPr>
+        <w:t xml:space="preserve">io.flutter.embedding.android.EnableImpeller = ${enableImpeller}</w:t>
+      </w:r>
+      <w:r>
+        <w:t xml:space="preserve">。</w:t>
+        <w:br/>
+        <w:t xml:space="preserve">该 flag 在引擎里 </w:t>
+      </w:r>
+      <w:r>
+        <w:rPr>
+          <w:rFonts w:ascii="Consolas" w:eastAsia="Consolas" w:hAnsi="Consolas" w:cs="Consolas"/>
+        </w:rPr>
+        <w:t xml:space="preserve">allowedInRelease = true</w:t>
+      </w:r>
+      <w:r>
+        <w:t xml:space="preserve">，所以 release 包也真生效（不合法的话 FlutterLoader 会打 </w:t>
+      </w:r>
+      <w:r>
+        <w:rPr>
+          <w:rFonts w:ascii="Consolas" w:eastAsia="Consolas" w:hAnsi="Consolas" w:cs="Consolas"/>
+        </w:rPr>
+        <w:t xml:space="preserve">Log.e</w:t>
+      </w:r>
+      <w:r>
+        <w:t xml:space="preserve"> 并忽略）。</w:t>
+      </w:r>
+    </w:p>
+    <w:p>
+      <w:pPr>
+        <w:pStyle w:val="ListParagraph"/>
+        <w:numPr>
+          <w:ilvl w:val="0"/>
+          <w:numId w:val="1"/>
+        </w:numPr>
+      </w:pPr>
+      <w:r>
+        <w:t xml:space="preserve">打包核验（不用装到设备，最确定）：</w:t>
+      </w:r>
+      <w:r>
+        <w:rPr>
+          <w:rFonts w:ascii="Consolas" w:eastAsia="Consolas" w:hAnsi="Consolas" w:cs="Consolas"/>
+        </w:rPr>
+        <w:t xml:space="preserve">aapt2 dump xmltree --file AndroidManifest.xml build\app\outputs\flutter-apk\app-arm64-v8a-release.apk | Select-String EnableImpeller</w:t>
+      </w:r>
+      <w:r>
+        <w:br/>
+        <w:t xml:space="preserve">期望 </w:t>
+      </w:r>
+      <w:r>
+        <w:rPr>
+          <w:rFonts w:ascii="Consolas" w:eastAsia="Consolas" w:hAnsi="Consolas" w:cs="Consolas"/>
+        </w:rPr>
+        <w:t xml:space="preserve">android:value="true"</w:t>
+      </w:r>
+      <w:r>
+        <w:t xml:space="preserve">（加上回退参数重新打包时应为 </w:t>
+      </w:r>
+      <w:r>
+        <w:rPr>
+          <w:rFonts w:ascii="Consolas" w:eastAsia="Consolas" w:hAnsi="Consolas" w:cs="Consolas"/>
+        </w:rPr>
+        <w:t xml:space="preserve">"false"</w:t>
+      </w:r>
+      <w:r>
+        <w:t xml:space="preserve">）。</w:t>
+      </w:r>
+    </w:p>
+    <w:p>
+      <w:pPr>
+        <w:pStyle w:val="ListParagraph"/>
+        <w:numPr>
+          <w:ilvl w:val="0"/>
+          <w:numId w:val="1"/>
+        </w:numPr>
+      </w:pPr>
+      <w:r>
+        <w:t xml:space="preserve">运行时核验：</w:t>
+      </w:r>
+      <w:r>
+        <w:rPr>
+          <w:rFonts w:ascii="Consolas" w:eastAsia="Consolas" w:hAnsi="Consolas" w:cs="Consolas"/>
+        </w:rPr>
+        <w:t xml:space="preserve">adb logcat -c</w:t>
+      </w:r>
+      <w:r>
+        <w:t xml:space="preserve"> → 启动 App → </w:t>
+      </w:r>
+      <w:r>
+        <w:rPr>
+          <w:rFonts w:ascii="Consolas" w:eastAsia="Consolas" w:hAnsi="Consolas" w:cs="Consolas"/>
+        </w:rPr>
+        <w:t xml:space="preserve">adb logcat -d | Select-String "Using the Impeller rendering backend"</w:t>
+      </w:r>
+      <w:r>
+        <w:t xml:space="preserve">。</w:t>
+        <w:br/>
+        <w:t xml:space="preserve">出现 </w:t>
+      </w:r>
+      <w:r>
+        <w:rPr>
+          <w:rFonts w:ascii="Consolas" w:eastAsia="Consolas" w:hAnsi="Consolas" w:cs="Consolas"/>
+        </w:rPr>
+        <w:t xml:space="preserve">Using the Impeller rendering backend (Vulkan).</w:t>
+      </w:r>
+      <w:r>
+        <w:t xml:space="preserve"> 就是 Impeller 已生效（OpenGLES 后端会打 </w:t>
+      </w:r>
+      <w:r>
+        <w:rPr>
+          <w:rFonts w:ascii="Consolas" w:eastAsia="Consolas" w:hAnsi="Consolas" w:cs="Consolas"/>
+        </w:rPr>
+        <w:t xml:space="preserve">... (OpenGLES).</w:t>
+      </w:r>
+      <w:r>
+        <w:t xml:space="preserve">）；没有这一行就是跑在 Skia 上。</w:t>
+      </w:r>
+    </w:p>
+    <w:p>
+      <w:pPr>
+        <w:pStyle w:val="ListParagraph"/>
+        <w:numPr>
+          <w:ilvl w:val="0"/>
+          <w:numId w:val="1"/>
+        </w:numPr>
+      </w:pPr>
+      <w:r>
+        <w:t xml:space="preserve">回退构建（推荐）：</w:t>
+      </w:r>
+      <w:r>
+        <w:rPr>
+          <w:rFonts w:ascii="Consolas" w:eastAsia="Consolas" w:hAnsi="Consolas" w:cs="Consolas"/>
+        </w:rPr>
+        <w:t xml:space="preserve">flutter build apk --release --target-platform android-arm64 --split-per-abi --dart-define-from-file=pili_release.json --no-pub --android-project-arg=enableImpeller=false</w:t>
+      </w:r>
+      <w:r>
+        <w:br/>
+        <w:t xml:space="preserve">（</w:t>
+      </w:r>
+      <w:r>
+        <w:rPr>
+          <w:rFonts w:ascii="Consolas" w:eastAsia="Consolas" w:hAnsi="Consolas" w:cs="Consolas"/>
+        </w:rPr>
+        <w:t xml:space="preserve">--android-project-arg</w:t>
+      </w:r>
+      <w:r>
+        <w:t xml:space="preserve"> 的值</w:t>
+      </w:r>
+      <w:r>
+        <w:rPr>
+          <w:b/>
+          <w:bCs/>
+        </w:rPr>
+        <w:t xml:space="preserve">不要</w:t>
+      </w:r>
+      <w:r>
+        <w:t xml:space="preserve">自己加 </w:t>
+      </w:r>
+      <w:r>
+        <w:rPr>
+          <w:rFonts w:ascii="Consolas" w:eastAsia="Consolas" w:hAnsi="Consolas" w:cs="Consolas"/>
+        </w:rPr>
+        <w:t xml:space="preserve">-P</w:t>
+      </w:r>
+      <w:r>
+        <w:t xml:space="preserve"> 前缀，工具会拼成 </w:t>
+      </w:r>
+      <w:r>
+        <w:rPr>
+          <w:rFonts w:ascii="Consolas" w:eastAsia="Consolas" w:hAnsi="Consolas" w:cs="Consolas"/>
+        </w:rPr>
+        <w:t xml:space="preserve">-PenableImpeller=false</w:t>
+      </w:r>
+      <w:r>
+        <w:t xml:space="preserve">）。</w:t>
+      </w:r>
+    </w:p>
+    <w:p>
+      <w:pPr>
+        <w:pStyle w:val="ListParagraph"/>
+        <w:numPr>
+          <w:ilvl w:val="0"/>
+          <w:numId w:val="1"/>
+        </w:numPr>
+      </w:pPr>
+      <w:r>
+        <w:t xml:space="preserve">调试捷径（不重新打包，但</w:t>
+      </w:r>
+      <w:r>
+        <w:rPr>
+          <w:b/>
+          <w:bCs/>
+        </w:rPr>
+        <w:t xml:space="preserve">必须先 force-stop</w:t>
+      </w:r>
+      <w:r>
+        <w:t xml:space="preserve">，否则会复用旧进程/旧引擎上的设置）：</w:t>
+        <w:br/>
+      </w:r>
+      <w:r>
+        <w:rPr>
+          <w:rFonts w:ascii="Consolas" w:eastAsia="Consolas" w:hAnsi="Consolas" w:cs="Consolas"/>
+        </w:rPr>
+        <w:t xml:space="preserve">adb shell am force-stop com.example.piliplus</w:t>
+      </w:r>
+      <w:r>
+        <w:t xml:space="preserve"> 后再 </w:t>
+      </w:r>
+      <w:r>
+        <w:rPr>
+          <w:rFonts w:ascii="Consolas" w:eastAsia="Consolas" w:hAnsi="Consolas" w:cs="Consolas"/>
+        </w:rPr>
+        <w:t xml:space="preserve">adb shell am start -n com.example.piliplus/.MainActivity --ez enable-impeller false</w:t>
+      </w:r>
+      <w:r>
+        <w:br/>
+        <w:t xml:space="preserve">（引擎从 intent extra </w:t>
+      </w:r>
+      <w:r>
+        <w:rPr>
+          <w:rFonts w:ascii="Consolas" w:eastAsia="Consolas" w:hAnsi="Consolas" w:cs="Consolas"/>
+        </w:rPr>
+        <w:t xml:space="preserve">enable-impeller</w:t>
+      </w:r>
+      <w:r>
+        <w:t xml:space="preserve"> 读值，见 </w:t>
+      </w:r>
+      <w:r>
+        <w:rPr>
+          <w:rFonts w:ascii="Consolas" w:eastAsia="Consolas" w:hAnsi="Consolas" w:cs="Consolas"/>
+        </w:rPr>
+        <w:t xml:space="preserve">FlutterShellArgs.fromIntent</w:t>
+      </w:r>
+      <w:r>
+        <w:t xml:space="preserve"> / </w:t>
+      </w:r>
+      <w:r>
+        <w:rPr>
+          <w:rFonts w:ascii="Consolas" w:eastAsia="Consolas" w:hAnsi="Consolas" w:cs="Consolas"/>
+        </w:rPr>
+        <w:t xml:space="preserve">FlutterEngineFlags.getFlagFromIntentKey</w:t>
+      </w:r>
+      <w:r>
+        <w:t xml:space="preserve">）。</w:t>
+        <w:br/>
+        <w:t xml:space="preserve">⚠️ 上游已声明「用 Intent 传引擎 flag」迟早会被移除（flutter/flutter#180686），所以只当调试手段，正式回退用上面的重新打包。</w:t>
+      </w:r>
+    </w:p>
+    <w:p>
+      <w:pPr>
+        <w:pStyle w:val="ListParagraph"/>
+        <w:numPr>
+          <w:ilvl w:val="0"/>
+          <w:numId w:val="1"/>
+        </w:numPr>
+      </w:pPr>
+      <w:r>
+        <w:t xml:space="preserve">已确认引擎二进制里同时含 Vulkan / OpenGLES 两个 Impeller 后端（</w:t>
+      </w:r>
+      <w:r>
+        <w:rPr>
+          <w:rFonts w:ascii="Consolas" w:eastAsia="Consolas" w:hAnsi="Consolas" w:cs="Consolas"/>
+        </w:rPr>
+        <w:t xml:space="preserve">libflutter.so</w:t>
+      </w:r>
+      <w:r>
+        <w:t xml:space="preserve"> 里有 </w:t>
+      </w:r>
+      <w:r>
+        <w:rPr>
+          <w:rFonts w:ascii="Consolas" w:eastAsia="Consolas" w:hAnsi="Consolas" w:cs="Consolas"/>
+        </w:rPr>
+        <w:t xml:space="preserve">Using the Impeller rendering backend (Vulkan).</w:t>
+      </w:r>
+      <w:r>
+        <w:t xml:space="preserve">、</w:t>
+      </w:r>
+      <w:r>
+        <w:rPr>
+          <w:rFonts w:ascii="Consolas" w:eastAsia="Consolas" w:hAnsi="Consolas" w:cs="Consolas"/>
+        </w:rPr>
+        <w:t xml:space="preserve">... (OpenGLES).</w:t>
+      </w:r>
+      <w:r>
+        <w:t xml:space="preserve">），所以禁用 Vulkan 的设备也能回落到 GLES 后端。</w:t>
+      </w:r>
+    </w:p>
+    <w:p>
+      <w:pPr>
+        <w:pStyle w:val="ListParagraph"/>
+        <w:numPr>
+          <w:ilvl w:val="0"/>
+          <w:numId w:val="1"/>
+        </w:numPr>
+      </w:pPr>
+      <w:r>
+        <w:t xml:space="preserve">回归清单（放开后过一遍，看“有没有画错/崩”而非性能）：播放画面与弹幕渲染、PiP、投屏、截图与 WebP 导出、液体玻璃（BackdropFilter）、骨架屏 ShaderMask。</w:t>
+      </w:r>
+    </w:p>
+    <w:p>
+      <w:pPr>
+        <w:pStyle w:val="ListParagraph"/>
+        <w:numPr>
+          <w:ilvl w:val="0"/>
+          <w:numId w:val="1"/>
+        </w:numPr>
+      </w:pPr>
+      <w:r>
+        <w:t xml:space="preserve">已核对不涉及 Impeller 的已知局限：全库没有 </w:t>
+      </w:r>
+      <w:r>
+        <w:rPr>
+          <w:rFonts w:ascii="Consolas" w:eastAsia="Consolas" w:hAnsi="Consolas" w:cs="Consolas"/>
+        </w:rPr>
+        <w:t xml:space="preserve">toImageSync</w:t>
+      </w:r>
+      <w:r>
+        <w:t xml:space="preserve">，也没有 </w:t>
+      </w:r>
+      <w:r>
+        <w:rPr>
+          <w:rFonts w:ascii="Consolas" w:eastAsia="Consolas" w:hAnsi="Consolas" w:cs="Consolas"/>
+        </w:rPr>
+        <w:t xml:space="preserve">ScreenshotType.skiaPicture</w:t>
+      </w:r>
+      <w:r>
+        <w:t xml:space="preserve"> 用法（这两条是 Impeller 的限制），</w:t>
+        <w:br/>
+        <w:t xml:space="preserve">截图/导出（</w:t>
+      </w:r>
+      <w:r>
+        <w:rPr>
+          <w:rFonts w:ascii="Consolas" w:eastAsia="Consolas" w:hAnsi="Consolas" w:cs="Consolas"/>
+        </w:rPr>
+        <w:t xml:space="preserve">lib/utils/screenshot.dart</w:t>
+      </w:r>
+      <w:r>
+        <w:t xml:space="preserve">、</w:t>
+      </w:r>
+      <w:r>
+        <w:rPr>
+          <w:rFonts w:ascii="Consolas" w:eastAsia="Consolas" w:hAnsi="Consolas" w:cs="Consolas"/>
+        </w:rPr>
+        <w:t xml:space="preserve">save_panel</w:t>
+      </w:r>
+      <w:r>
+        <w:t xml:space="preserve">、</w:t>
+      </w:r>
+      <w:r>
+        <w:rPr>
+          <w:rFonts w:ascii="Consolas" w:eastAsia="Consolas" w:hAnsi="Consolas" w:cs="Consolas"/>
+        </w:rPr>
+        <w:t xml:space="preserve">login</w:t>
+      </w:r>
+      <w:r>
+        <w:t xml:space="preserve"> 的 </w:t>
+      </w:r>
+      <w:r>
+        <w:rPr>
+          <w:rFonts w:ascii="Consolas" w:eastAsia="Consolas" w:hAnsi="Consolas" w:cs="Consolas"/>
+        </w:rPr>
+        <w:t xml:space="preserve">RepaintBoundary.toImage</w:t>
+      </w:r>
+      <w:r>
+        <w:t xml:space="preserve">）走的是受支持的 </w:t>
+      </w:r>
+      <w:r>
+        <w:rPr>
+          <w:rFonts w:ascii="Consolas" w:eastAsia="Consolas" w:hAnsi="Consolas" w:cs="Consolas"/>
+        </w:rPr>
+        <w:t xml:space="preserve">toImage</w:t>
+      </w:r>
+      <w:r>
+        <w:t xml:space="preserve"> 路径；</w:t>
+      </w:r>
+      <w:r>
+        <w:rPr>
+          <w:rFonts w:ascii="Consolas" w:eastAsia="Consolas" w:hAnsi="Consolas" w:cs="Consolas"/>
+        </w:rPr>
+        <w:t xml:space="preserve">lib/</w:t>
+      </w:r>
+      <w:r>
+        <w:t xml:space="preserve"> 里也没有任何依赖“当前跑在 Skia 上”的分支。</w:t>
+      </w:r>
+    </w:p>
+    <w:p>
+      <w:pPr>
+        <w:pStyle w:val="ListParagraph"/>
+        <w:numPr>
+          <w:ilvl w:val="0"/>
+          <w:numId w:val="1"/>
+        </w:numPr>
+      </w:pPr>
+      <w:r>
+        <w:t xml:space="preserve">历史原因（值得知道）：上游这份 </w:t>
+      </w:r>
+      <w:r>
+        <w:rPr>
+          <w:rFonts w:ascii="Consolas" w:eastAsia="Consolas" w:hAnsi="Consolas" w:cs="Consolas"/>
+        </w:rPr>
+        <w:t xml:space="preserve">EnableImpeller=false</w:t>
+      </w:r>
+      <w:r>
+        <w:t xml:space="preserve"> 是从 </w:t>
+      </w:r>
+      <w:r>
+        <w:rPr>
+          <w:b/>
+          <w:bCs/>
+        </w:rPr>
+        <w:t xml:space="preserve">Kazumi</w:t>
+      </w:r>
+      <w:r>
+        <w:t xml:space="preserve"> 抄来的预防性设置（提交 </w:t>
+      </w:r>
+      <w:r>
+        <w:rPr>
+          <w:rFonts w:ascii="Consolas" w:eastAsia="Consolas" w:hAnsi="Consolas" w:cs="Consolas"/>
+        </w:rPr>
+        <w:t xml:space="preserve">f6406f47a</w:t>
+      </w:r>
+      <w:r>
+        <w:t xml:space="preserve"> 正文：</w:t>
+      </w:r>
+      <w:r>
+        <w:rPr>
+          <w:rFonts w:ascii="Consolas" w:eastAsia="Consolas" w:hAnsi="Consolas" w:cs="Consolas"/>
+        </w:rPr>
+        <w:t xml:space="preserve">mod: disable impeller, ref Kazumi</w:t>
+      </w:r>
+      <w:r>
+        <w:t xml:space="preserve">），</w:t>
+        <w:br/>
+      </w:r>
+      <w:r>
+        <w:rPr>
+          <w:b/>
+          <w:bCs/>
+        </w:rPr>
+        <w:t xml:space="preserve">不是本仓库复现过的 bug</w:t>
+      </w:r>
+      <w:r>
+        <w:t xml:space="preserve">；该提交 2024-12-28 被整体回退过一次（</w:t>
+      </w:r>
+      <w:r>
+        <w:rPr>
+          <w:rFonts w:ascii="Consolas" w:eastAsia="Consolas" w:hAnsi="Consolas" w:cs="Consolas"/>
+        </w:rPr>
+        <w:t xml:space="preserve">51f87cc49</w:t>
+      </w:r>
+      <w:r>
+        <w:t xml:space="preserve">），2025-05-16 又随 flutter bump 加了回来（</w:t>
+      </w:r>
+      <w:r>
+        <w:rPr>
+          <w:rFonts w:ascii="Consolas" w:eastAsia="Consolas" w:hAnsi="Consolas" w:cs="Consolas"/>
+        </w:rPr>
+        <w:t xml:space="preserve">7ae92970e</w:t>
+      </w:r>
+      <w:r>
+        <w:t xml:space="preserve">）。</w:t>
+        <w:br/>
+        <w:t xml:space="preserve">所以这次是「去掉一个预防性关闭」：风险面主要在 media_kit 的画面路径，必须过上面的回归清单；一旦发现花屏/闪烁，用 </w:t>
+      </w:r>
+      <w:r>
+        <w:rPr>
+          <w:rFonts w:ascii="Consolas" w:eastAsia="Consolas" w:hAnsi="Consolas" w:cs="Consolas"/>
+        </w:rPr>
+        <w:t xml:space="preserve">--android-project-arg=enableImpeller=false</w:t>
+      </w:r>
+      <w:r>
+        <w:t xml:space="preserve"> 退回。</w:t>
+      </w:r>
+    </w:p>
+    <w:p>
+      <w:pPr>
+        <w:pStyle w:val="Heading3"/>
+      </w:pPr>
+      <w:r>
+        <w:t xml:space="preserve">MessageQueue 新无锁实现（A17-08）</w:t>
+      </w:r>
+    </w:p>
+    <w:p>
+      <w:pPr>
+        <w:pStyle w:val="ListParagraph"/>
+        <w:numPr>
+          <w:ilvl w:val="0"/>
+          <w:numId w:val="1"/>
+        </w:numPr>
+      </w:pPr>
+      <w:r>
+        <w:t xml:space="preserve">结论：</w:t>
+      </w:r>
+      <w:r>
+        <w:rPr>
+          <w:b/>
+          <w:bCs/>
+        </w:rPr>
+        <w:t xml:space="preserve">App 侧没有开关，也不需要“打开”</w:t>
+      </w:r>
+      <w:r>
+        <w:t xml:space="preserve">。Android 17 上只要 </w:t>
+      </w:r>
+      <w:r>
+        <w:rPr>
+          <w:rFonts w:ascii="Consolas" w:eastAsia="Consolas" w:hAnsi="Consolas" w:cs="Consolas"/>
+        </w:rPr>
+        <w:t xml:space="preserve">targetSdk &gt;= 37</w:t>
+      </w:r>
+      <w:r>
+        <w:t xml:space="preserve"> 就默认收到新无锁实现（官方行为变更），本项目 </w:t>
+      </w:r>
+      <w:r>
+        <w:rPr>
+          <w:rFonts w:ascii="Consolas" w:eastAsia="Consolas" w:hAnsi="Consolas" w:cs="Consolas"/>
+        </w:rPr>
+        <w:t xml:space="preserve">targetSdk = 37</w:t>
+      </w:r>
+      <w:r>
+        <w:t xml:space="preserve"> → 已生效。</w:t>
+      </w:r>
+    </w:p>
+    <w:p>
+      <w:pPr>
+        <w:pStyle w:val="ListParagraph"/>
+        <w:numPr>
+          <w:ilvl w:val="0"/>
+          <w:numId w:val="1"/>
+        </w:numPr>
+      </w:pPr>
+      <w:r>
+        <w:t xml:space="preserve">静态核对：</w:t>
+      </w:r>
+      <w:r>
+        <w:rPr>
+          <w:rFonts w:ascii="Consolas" w:eastAsia="Consolas" w:hAnsi="Consolas" w:cs="Consolas"/>
+        </w:rPr>
+        <w:t xml:space="preserve">lib/</w:t>
+      </w:r>
+      <w:r>
+        <w:t xml:space="preserve"> 与 </w:t>
+      </w:r>
+      <w:r>
+        <w:rPr>
+          <w:rFonts w:ascii="Consolas" w:eastAsia="Consolas" w:hAnsi="Consolas" w:cs="Consolas"/>
+        </w:rPr>
+        <w:t xml:space="preserve">android/app/src/</w:t>
+      </w:r>
+      <w:r>
+        <w:t xml:space="preserve"> 全库搜 </w:t>
+      </w:r>
+      <w:r>
+        <w:rPr>
+          <w:rFonts w:ascii="Consolas" w:eastAsia="Consolas" w:hAnsi="Consolas" w:cs="Consolas"/>
+        </w:rPr>
+        <w:t xml:space="preserve">MessageQueue</w:t>
+      </w:r>
+      <w:r>
+        <w:t xml:space="preserve"> 零命中（无反射、无消息队列监控代码）；</w:t>
+      </w:r>
+      <w:r>
+        <w:rPr>
+          <w:rFonts w:ascii="Consolas" w:eastAsia="Consolas" w:hAnsi="Consolas" w:cs="Consolas"/>
+        </w:rPr>
+        <w:t xml:space="preserve">pubspec.yaml</w:t>
+      </w:r>
+      <w:r>
+        <w:t xml:space="preserve"> 无 Firebase / Sentry / Bugly 等性能监控 SDK；release 只有 </w:t>
+      </w:r>
+      <w:r>
+        <w:rPr>
+          <w:rFonts w:ascii="Consolas" w:eastAsia="Consolas" w:hAnsi="Consolas" w:cs="Consolas"/>
+        </w:rPr>
+        <w:t xml:space="preserve">enableLog = true</w:t>
+      </w:r>
+      <w:r>
+        <w:t xml:space="preserve"> 时才挂 Catcher2。</w:t>
+      </w:r>
+    </w:p>
+    <w:p>
+      <w:pPr>
+        <w:pStyle w:val="ListParagraph"/>
+        <w:numPr>
+          <w:ilvl w:val="0"/>
+          <w:numId w:val="1"/>
+        </w:numPr>
+      </w:pPr>
+      <w:r>
+        <w:t xml:space="preserve">真机核对 / 回退（仅调试排查用；</w:t>
+      </w:r>
+      <w:r>
+        <w:rPr>
+          <w:rFonts w:ascii="Consolas" w:eastAsia="Consolas" w:hAnsi="Consolas" w:cs="Consolas"/>
+        </w:rPr>
+        <w:t xml:space="preserve">am compat</w:t>
+      </w:r>
+      <w:r>
+        <w:t xml:space="preserve"> 需要</w:t>
+      </w:r>
+      <w:r>
+        <w:rPr>
+          <w:b/>
+          <w:bCs/>
+        </w:rPr>
+        <w:t xml:space="preserve">可调试 build</w:t>
+      </w:r>
+      <w:r>
+        <w:t xml:space="preserve"> 或设备已 root）：</w:t>
+      </w:r>
+    </w:p>
+    <w:p>
+      <w:pPr>
+        <w:pStyle w:val="ListParagraph"/>
+        <w:numPr>
+          <w:ilvl w:val="1"/>
+          <w:numId w:val="1"/>
+        </w:numPr>
+      </w:pPr>
+      <w:r>
+        <w:rPr>
+          <w:rFonts w:ascii="Consolas" w:eastAsia="Consolas" w:hAnsi="Consolas" w:cs="Consolas"/>
+        </w:rPr>
+        <w:t xml:space="preserve">adb shell am compat disable USE_NEW_MESSAGEQUEUE com.example.piliplus</w:t>
+      </w:r>
+      <w:r>
+        <w:t xml:space="preserve"> → 临时回到旧的锁实现</w:t>
+      </w:r>
+    </w:p>
+    <w:p>
+      <w:pPr>
+        <w:pStyle w:val="ListParagraph"/>
+        <w:numPr>
+          <w:ilvl w:val="1"/>
+          <w:numId w:val="1"/>
+        </w:numPr>
+      </w:pPr>
+      <w:r>
+        <w:rPr>
+          <w:rFonts w:ascii="Consolas" w:eastAsia="Consolas" w:hAnsi="Consolas" w:cs="Consolas"/>
+        </w:rPr>
+        <w:t xml:space="preserve">adb shell am compat enable USE_NEW_MESSAGEQUEUE com.example.piliplus</w:t>
+      </w:r>
+      <w:r>
+        <w:t xml:space="preserve"> → 提前启用（仅对 targetSdk &lt; 37 的可调试 build 有意义）</w:t>
+      </w:r>
+    </w:p>
+    <w:p>
+      <w:pPr>
+        <w:pStyle w:val="ListParagraph"/>
+        <w:numPr>
+          <w:ilvl w:val="1"/>
+          <w:numId w:val="1"/>
+        </w:numPr>
+      </w:pPr>
+      <w:r>
+        <w:rPr>
+          <w:rFonts w:ascii="Consolas" w:eastAsia="Consolas" w:hAnsi="Consolas" w:cs="Consolas"/>
+        </w:rPr>
+        <w:t xml:space="preserve">adb shell dumpsys platform_compat | Select-String USE_NEW_MESSAGEQUEUE</w:t>
+      </w:r>
+      <w:r>
+        <w:t xml:space="preserve"> → 看该标志当前状态</w:t>
+        <w:br/>
+        <w:t xml:space="preserve">官方文档写的是 </w:t>
+      </w:r>
+      <w:r>
+        <w:rPr>
+          <w:rFonts w:ascii="Consolas" w:eastAsia="Consolas" w:hAnsi="Consolas" w:cs="Consolas"/>
+        </w:rPr>
+        <w:t xml:space="preserve">adb am compat ...</w:t>
+      </w:r>
+      <w:r>
+        <w:t xml:space="preserve">（漏了 </w:t>
+      </w:r>
+      <w:r>
+        <w:rPr>
+          <w:rFonts w:ascii="Consolas" w:eastAsia="Consolas" w:hAnsi="Consolas" w:cs="Consolas"/>
+        </w:rPr>
+        <w:t xml:space="preserve">shell</w:t>
+      </w:r>
+      <w:r>
+        <w:t xml:space="preserve">），实际要写 </w:t>
+      </w:r>
+      <w:r>
+        <w:rPr>
+          <w:rFonts w:ascii="Consolas" w:eastAsia="Consolas" w:hAnsi="Consolas" w:cs="Consolas"/>
+        </w:rPr>
+        <w:t xml:space="preserve">adb shell am compat ...</w:t>
+      </w:r>
+      <w:r>
+        <w:t xml:space="preserve">。</w:t>
+      </w:r>
+    </w:p>
+    <w:p>
+      <w:pPr>
+        <w:pStyle w:val="ListParagraph"/>
+        <w:numPr>
+          <w:ilvl w:val="0"/>
+          <w:numId w:val="1"/>
+        </w:numPr>
+      </w:pPr>
+      <w:r>
+        <w:t xml:space="preserve">判别细节：新实现保留了 </w:t>
+      </w:r>
+      <w:r>
+        <w:rPr>
+          <w:rFonts w:ascii="Consolas" w:eastAsia="Consolas" w:hAnsi="Consolas" w:cs="Consolas"/>
+        </w:rPr>
+        <w:t xml:space="preserve">MessageQueue.mMessages</w:t>
+      </w:r>
+      <w:r>
+        <w:t xml:space="preserve"> 字段（二进制兼容），但它</w:t>
+      </w:r>
+      <w:r>
+        <w:rPr>
+          <w:b/>
+          <w:bCs/>
+        </w:rPr>
+        <w:t xml:space="preserve">恒为 null</w:t>
+      </w:r>
+      <w:r>
+        <w:t xml:space="preserve"> —— 任何靠读该字段判断“队列里有没有消息”的库都会读到空值。</w:t>
       </w:r>
     </w:p>
     <w:p/>

--- a/perf-report/PiliPlus-Android17-小米15-性能功耗兼容性统一报告.docx
+++ b/perf-report/PiliPlus-Android17-小米15-性能功耗兼容性统一报告.docx
@@ -146,7 +146,7 @@
         <w:t xml:space="preserve">最后更新</w:t>
       </w:r>
       <w:r>
-        <w:t xml:space="preserve">：2026-09-27（Impeller 默认开启并补上核验口径；MessageQueue 新实现状态核对）</w:t>
+        <w:t xml:space="preserve">：2026-09-27（Impeller 试开后实测效果不佳，已回退为默认关闭；MessageQueue 新实现状态核对完毕）</w:t>
       </w:r>
     </w:p>
     <w:p>
@@ -395,17 +395,17 @@
           </w:tcPr>
           <w:p>
             <w:r>
-              <w:t xml:space="preserve">画质与渲染后端（Impeller 已默认开启 ✅；HDR、解码线程未开始）</w:t>
-            </w:r>
-          </w:p>
-        </w:tc>
-        <w:tc>
-          <w:tcPr>
-            <w:tcW w:w="3120" w:type="dxa"/>
-          </w:tcPr>
-          <w:p>
-            <w:r>
-              <w:t xml:space="preserve">🟡 进行中</w:t>
+              <w:t xml:space="preserve">画质与渲染后端（Impeller 试开过、实测不佳已回退；HDR、解码线程未开始）</w:t>
+            </w:r>
+          </w:p>
+        </w:tc>
+        <w:tc>
+          <w:tcPr>
+            <w:tcW w:w="3120" w:type="dxa"/>
+          </w:tcPr>
+          <w:p>
+            <w:r>
+              <w:t xml:space="preserve">⏳ 未开始</w:t>
             </w:r>
           </w:p>
         </w:tc>
@@ -1134,42 +1134,26 @@
           </w:tcPr>
           <w:p>
             <w:r>
-              <w:rPr>
-                <w:b/>
-                <w:bCs/>
-              </w:rPr>
-              <w:t xml:space="preserve">Impeller 默认开启</w:t>
-            </w:r>
-            <w:r>
-              <w:t xml:space="preserve">（</w:t>
+              <w:t xml:space="preserve">Impeller 仍默认关闭（试开：</w:t>
             </w:r>
             <w:r>
               <w:rPr>
                 <w:rFonts w:ascii="Consolas" w:eastAsia="Consolas" w:hAnsi="Consolas" w:cs="Consolas"/>
               </w:rPr>
-              <w:t xml:space="preserve">EnableImpeller=true</w:t>
-            </w:r>
-            <w:r>
-              <w:t xml:space="preserve">；</w:t>
-            </w:r>
-            <w:r>
-              <w:rPr>
-                <w:rFonts w:ascii="Consolas" w:eastAsia="Consolas" w:hAnsi="Consolas" w:cs="Consolas"/>
-              </w:rPr>
-              <w:t xml:space="preserve">--android-project-arg=enableImpeller=false</w:t>
-            </w:r>
-            <w:r>
-              <w:t xml:space="preserve"> 可回退）</w:t>
-            </w:r>
-          </w:p>
-        </w:tc>
-        <w:tc>
-          <w:tcPr>
-            <w:tcW w:w="3120" w:type="dxa"/>
-          </w:tcPr>
-          <w:p>
-            <w:r>
-              <w:t xml:space="preserve">弹幕密集 / 列表滚动这类每帧重绘场景帧时间更稳、CPU 合成开销下降</w:t>
+              <w:t xml:space="preserve">--android-project-arg=enableImpeller=true</w:t>
+            </w:r>
+            <w:r>
+              <w:t xml:space="preserve">）</w:t>
+            </w:r>
+          </w:p>
+        </w:tc>
+        <w:tc>
+          <w:tcPr>
+            <w:tcW w:w="3120" w:type="dxa"/>
+          </w:tcPr>
+          <w:p>
+            <w:r>
+              <w:t xml:space="preserve">2026-09-27 实测开启后效果不佳，已回退到 Skia（详情见 §5）</w:t>
             </w:r>
           </w:p>
         </w:tc>
@@ -4892,7 +4876,7 @@
         <w:pStyle w:val="Heading3"/>
       </w:pPr>
       <w:r>
-        <w:t xml:space="preserve">Impeller（PL-01，2026-09-27 起默认开启）</w:t>
+        <w:t xml:space="preserve">Impeller（PL-01，2026-09-27 实测后仍为默认关闭）</w:t>
       </w:r>
     </w:p>
     <w:p>
@@ -4904,72 +4888,29 @@
         </w:numPr>
       </w:pPr>
       <w:r>
-        <w:t xml:space="preserve">开关位置：</w:t>
-      </w:r>
-      <w:r>
-        <w:rPr>
-          <w:rFonts w:ascii="Consolas" w:eastAsia="Consolas" w:hAnsi="Consolas" w:cs="Consolas"/>
-        </w:rPr>
-        <w:t xml:space="preserve">android/app/build.gradle.kts</w:t>
-      </w:r>
-      <w:r>
-        <w:t xml:space="preserve"> 的 </w:t>
-      </w:r>
-      <w:r>
-        <w:rPr>
-          <w:rFonts w:ascii="Consolas" w:eastAsia="Consolas" w:hAnsi="Consolas" w:cs="Consolas"/>
-        </w:rPr>
-        <w:t xml:space="preserve">manifestPlaceholders["enableImpeller"]</w:t>
-      </w:r>
-      <w:r>
-        <w:t xml:space="preserve">（</w:t>
+        <w:t xml:space="preserve">结论：在小米 15（澎湃 OS 4）上试开 Impeller 后</w:t>
       </w:r>
       <w:r>
         <w:rPr>
           <w:b/>
           <w:bCs/>
         </w:rPr>
-        <w:t xml:space="preserve">默认 </w:t>
-      </w:r>
-      <w:r>
-        <w:rPr>
-          <w:rFonts w:ascii="Consolas" w:eastAsia="Consolas" w:hAnsi="Consolas" w:cs="Consolas"/>
+        <w:t xml:space="preserve">效果不佳</w:t>
+      </w:r>
+      <w:r>
+        <w:t xml:space="preserve">（2026-09-27 实测反馈），已回退为</w:t>
+      </w:r>
+      <w:r>
+        <w:rPr>
           <w:b/>
           <w:bCs/>
         </w:rPr>
-        <w:t xml:space="preserve">true</w:t>
-      </w:r>
-      <w:r>
-        <w:t xml:space="preserve">）→ 清单 </w:t>
-      </w:r>
-      <w:r>
-        <w:rPr>
-          <w:rFonts w:ascii="Consolas" w:eastAsia="Consolas" w:hAnsi="Consolas" w:cs="Consolas"/>
-        </w:rPr>
-        <w:t xml:space="preserve">io.flutter.embedding.android.EnableImpeller = ${enableImpeller}</w:t>
-      </w:r>
-      <w:r>
-        <w:t xml:space="preserve">。</w:t>
+        <w:t xml:space="preserve">默认关闭</w:t>
+      </w:r>
+      <w:r>
+        <w:t xml:space="preserve">（Skia）。</w:t>
         <w:br/>
-        <w:t xml:space="preserve">该 flag 在引擎里 </w:t>
-      </w:r>
-      <w:r>
-        <w:rPr>
-          <w:rFonts w:ascii="Consolas" w:eastAsia="Consolas" w:hAnsi="Consolas" w:cs="Consolas"/>
-        </w:rPr>
-        <w:t xml:space="preserve">allowedInRelease = true</w:t>
-      </w:r>
-      <w:r>
-        <w:t xml:space="preserve">，所以 release 包也真生效（不合法的话 FlutterLoader 会打 </w:t>
-      </w:r>
-      <w:r>
-        <w:rPr>
-          <w:rFonts w:ascii="Consolas" w:eastAsia="Consolas" w:hAnsi="Consolas" w:cs="Consolas"/>
-        </w:rPr>
-        <w:t xml:space="preserve">Log.e</w:t>
-      </w:r>
-      <w:r>
-        <w:t xml:space="preserve"> 并忽略）。</w:t>
+        <w:t xml:space="preserve">开关与核验方法保留在下面，方便日后换 Flutter 版本 / 换机型复测。</w:t>
       </w:r>
     </w:p>
     <w:p>
@@ -4981,35 +4922,72 @@
         </w:numPr>
       </w:pPr>
       <w:r>
-        <w:t xml:space="preserve">打包核验（不用装到设备，最确定）：</w:t>
-      </w:r>
-      <w:r>
-        <w:rPr>
-          <w:rFonts w:ascii="Consolas" w:eastAsia="Consolas" w:hAnsi="Consolas" w:cs="Consolas"/>
-        </w:rPr>
-        <w:t xml:space="preserve">aapt2 dump xmltree --file AndroidManifest.xml build\app\outputs\flutter-apk\app-arm64-v8a-release.apk | Select-String EnableImpeller</w:t>
-      </w:r>
-      <w:r>
+        <w:t xml:space="preserve">开关位置：</w:t>
+      </w:r>
+      <w:r>
+        <w:rPr>
+          <w:rFonts w:ascii="Consolas" w:eastAsia="Consolas" w:hAnsi="Consolas" w:cs="Consolas"/>
+        </w:rPr>
+        <w:t xml:space="preserve">android/app/build.gradle.kts</w:t>
+      </w:r>
+      <w:r>
+        <w:t xml:space="preserve"> 的 </w:t>
+      </w:r>
+      <w:r>
+        <w:rPr>
+          <w:rFonts w:ascii="Consolas" w:eastAsia="Consolas" w:hAnsi="Consolas" w:cs="Consolas"/>
+        </w:rPr>
+        <w:t xml:space="preserve">manifestPlaceholders["enableImpeller"]</w:t>
+      </w:r>
+      <w:r>
+        <w:t xml:space="preserve">（</w:t>
+      </w:r>
+      <w:r>
+        <w:rPr>
+          <w:b/>
+          <w:bCs/>
+        </w:rPr>
+        <w:t xml:space="preserve">默认 </w:t>
+      </w:r>
+      <w:r>
+        <w:rPr>
+          <w:rFonts w:ascii="Consolas" w:eastAsia="Consolas" w:hAnsi="Consolas" w:cs="Consolas"/>
+          <w:b/>
+          <w:bCs/>
+        </w:rPr>
+        <w:t xml:space="preserve">false</w:t>
+      </w:r>
+      <w:r>
+        <w:t xml:space="preserve">）→ 清单 </w:t>
+      </w:r>
+      <w:r>
+        <w:rPr>
+          <w:rFonts w:ascii="Consolas" w:eastAsia="Consolas" w:hAnsi="Consolas" w:cs="Consolas"/>
+        </w:rPr>
+        <w:t xml:space="preserve">io.flutter.embedding.android.EnableImpeller = ${enableImpeller}</w:t>
+      </w:r>
+      <w:r>
+        <w:t xml:space="preserve">。</w:t>
         <w:br/>
-        <w:t xml:space="preserve">期望 </w:t>
-      </w:r>
-      <w:r>
-        <w:rPr>
-          <w:rFonts w:ascii="Consolas" w:eastAsia="Consolas" w:hAnsi="Consolas" w:cs="Consolas"/>
-        </w:rPr>
-        <w:t xml:space="preserve">android:value="true"</w:t>
-      </w:r>
-      <w:r>
-        <w:t xml:space="preserve">（加上回退参数重新打包时应为 </w:t>
-      </w:r>
-      <w:r>
-        <w:rPr>
-          <w:rFonts w:ascii="Consolas" w:eastAsia="Consolas" w:hAnsi="Consolas" w:cs="Consolas"/>
-        </w:rPr>
-        <w:t xml:space="preserve">"false"</w:t>
-      </w:r>
-      <w:r>
-        <w:t xml:space="preserve">）。</w:t>
+        <w:t xml:space="preserve">该 flag 在引擎里 </w:t>
+      </w:r>
+      <w:r>
+        <w:rPr>
+          <w:rFonts w:ascii="Consolas" w:eastAsia="Consolas" w:hAnsi="Consolas" w:cs="Consolas"/>
+        </w:rPr>
+        <w:t xml:space="preserve">allowedInRelease = true</w:t>
+      </w:r>
+      <w:r>
+        <w:t xml:space="preserve">，所以 release 包也真生效（不合法的话 FlutterLoader 会打 </w:t>
+      </w:r>
+      <w:r>
+        <w:rPr>
+          <w:rFonts w:ascii="Consolas" w:eastAsia="Consolas" w:hAnsi="Consolas" w:cs="Consolas"/>
+        </w:rPr>
+        <w:t xml:space="preserve">Log.e</w:t>
+      </w:r>
+      <w:r>
+        <w:t xml:space="preserve"> 并忽略）。</w:t>
       </w:r>
     </w:p>
     <w:p>
@@ -5021,45 +4999,35 @@
         </w:numPr>
       </w:pPr>
       <w:r>
-        <w:t xml:space="preserve">运行时核验：</w:t>
-      </w:r>
-      <w:r>
-        <w:rPr>
-          <w:rFonts w:ascii="Consolas" w:eastAsia="Consolas" w:hAnsi="Consolas" w:cs="Consolas"/>
-        </w:rPr>
-        <w:t xml:space="preserve">adb logcat -c</w:t>
-      </w:r>
-      <w:r>
-        <w:t xml:space="preserve"> → 启动 App → </w:t>
-      </w:r>
-      <w:r>
-        <w:rPr>
-          <w:rFonts w:ascii="Consolas" w:eastAsia="Consolas" w:hAnsi="Consolas" w:cs="Consolas"/>
-        </w:rPr>
-        <w:t xml:space="preserve">adb logcat -d | Select-String "Using the Impeller rendering backend"</w:t>
-      </w:r>
-      <w:r>
-        <w:t xml:space="preserve">。</w:t>
+        <w:t xml:space="preserve">打包核验（不用装到设备，最确定）：</w:t>
+      </w:r>
+      <w:r>
+        <w:rPr>
+          <w:rFonts w:ascii="Consolas" w:eastAsia="Consolas" w:hAnsi="Consolas" w:cs="Consolas"/>
+        </w:rPr>
+        <w:t xml:space="preserve">aapt2 dump xmltree --file AndroidManifest.xml build\app\outputs\flutter-apk\app-arm64-v8a-release.apk | Select-String EnableImpeller</w:t>
+      </w:r>
+      <w:r>
         <w:br/>
-        <w:t xml:space="preserve">出现 </w:t>
-      </w:r>
-      <w:r>
-        <w:rPr>
-          <w:rFonts w:ascii="Consolas" w:eastAsia="Consolas" w:hAnsi="Consolas" w:cs="Consolas"/>
-        </w:rPr>
-        <w:t xml:space="preserve">Using the Impeller rendering backend (Vulkan).</w:t>
-      </w:r>
-      <w:r>
-        <w:t xml:space="preserve"> 就是 Impeller 已生效（OpenGLES 后端会打 </w:t>
-      </w:r>
-      <w:r>
-        <w:rPr>
-          <w:rFonts w:ascii="Consolas" w:eastAsia="Consolas" w:hAnsi="Consolas" w:cs="Consolas"/>
-        </w:rPr>
-        <w:t xml:space="preserve">... (OpenGLES).</w:t>
-      </w:r>
-      <w:r>
-        <w:t xml:space="preserve">）；没有这一行就是跑在 Skia 上。</w:t>
+        <w:t xml:space="preserve">期望 </w:t>
+      </w:r>
+      <w:r>
+        <w:rPr>
+          <w:rFonts w:ascii="Consolas" w:eastAsia="Consolas" w:hAnsi="Consolas" w:cs="Consolas"/>
+        </w:rPr>
+        <w:t xml:space="preserve">android:value="false"</w:t>
+      </w:r>
+      <w:r>
+        <w:t xml:space="preserve">（加上试开参数重新打包时应为 </w:t>
+      </w:r>
+      <w:r>
+        <w:rPr>
+          <w:rFonts w:ascii="Consolas" w:eastAsia="Consolas" w:hAnsi="Consolas" w:cs="Consolas"/>
+        </w:rPr>
+        <w:t xml:space="preserve">"true"</w:t>
+      </w:r>
+      <w:r>
+        <w:t xml:space="preserve">）。</w:t>
       </w:r>
     </w:p>
     <w:p>
@@ -5071,54 +5039,45 @@
         </w:numPr>
       </w:pPr>
       <w:r>
-        <w:t xml:space="preserve">回退构建（推荐）：</w:t>
-      </w:r>
-      <w:r>
-        <w:rPr>
-          <w:rFonts w:ascii="Consolas" w:eastAsia="Consolas" w:hAnsi="Consolas" w:cs="Consolas"/>
-        </w:rPr>
-        <w:t xml:space="preserve">flutter build apk --release --target-platform android-arm64 --split-per-abi --dart-define-from-file=pili_release.json --no-pub --android-project-arg=enableImpeller=false</w:t>
-      </w:r>
-      <w:r>
+        <w:t xml:space="preserve">运行时核验：</w:t>
+      </w:r>
+      <w:r>
+        <w:rPr>
+          <w:rFonts w:ascii="Consolas" w:eastAsia="Consolas" w:hAnsi="Consolas" w:cs="Consolas"/>
+        </w:rPr>
+        <w:t xml:space="preserve">adb logcat -c</w:t>
+      </w:r>
+      <w:r>
+        <w:t xml:space="preserve"> → 启动 App → </w:t>
+      </w:r>
+      <w:r>
+        <w:rPr>
+          <w:rFonts w:ascii="Consolas" w:eastAsia="Consolas" w:hAnsi="Consolas" w:cs="Consolas"/>
+        </w:rPr>
+        <w:t xml:space="preserve">adb logcat -d | Select-String "Using the Impeller rendering backend"</w:t>
+      </w:r>
+      <w:r>
+        <w:t xml:space="preserve">。</w:t>
         <w:br/>
-        <w:t xml:space="preserve">（</w:t>
-      </w:r>
-      <w:r>
-        <w:rPr>
-          <w:rFonts w:ascii="Consolas" w:eastAsia="Consolas" w:hAnsi="Consolas" w:cs="Consolas"/>
-        </w:rPr>
-        <w:t xml:space="preserve">--android-project-arg</w:t>
-      </w:r>
-      <w:r>
-        <w:t xml:space="preserve"> 的值</w:t>
-      </w:r>
-      <w:r>
-        <w:rPr>
-          <w:b/>
-          <w:bCs/>
-        </w:rPr>
-        <w:t xml:space="preserve">不要</w:t>
-      </w:r>
-      <w:r>
-        <w:t xml:space="preserve">自己加 </w:t>
-      </w:r>
-      <w:r>
-        <w:rPr>
-          <w:rFonts w:ascii="Consolas" w:eastAsia="Consolas" w:hAnsi="Consolas" w:cs="Consolas"/>
-        </w:rPr>
-        <w:t xml:space="preserve">-P</w:t>
-      </w:r>
-      <w:r>
-        <w:t xml:space="preserve"> 前缀，工具会拼成 </w:t>
-      </w:r>
-      <w:r>
-        <w:rPr>
-          <w:rFonts w:ascii="Consolas" w:eastAsia="Consolas" w:hAnsi="Consolas" w:cs="Consolas"/>
-        </w:rPr>
-        <w:t xml:space="preserve">-PenableImpeller=false</w:t>
-      </w:r>
-      <w:r>
-        <w:t xml:space="preserve">）。</w:t>
+        <w:t xml:space="preserve">出现 </w:t>
+      </w:r>
+      <w:r>
+        <w:rPr>
+          <w:rFonts w:ascii="Consolas" w:eastAsia="Consolas" w:hAnsi="Consolas" w:cs="Consolas"/>
+        </w:rPr>
+        <w:t xml:space="preserve">Using the Impeller rendering backend (Vulkan).</w:t>
+      </w:r>
+      <w:r>
+        <w:t xml:space="preserve"> 就是 Impeller 已生效（OpenGLES 后端会打 </w:t>
+      </w:r>
+      <w:r>
+        <w:rPr>
+          <w:rFonts w:ascii="Consolas" w:eastAsia="Consolas" w:hAnsi="Consolas" w:cs="Consolas"/>
+        </w:rPr>
+        <w:t xml:space="preserve">... (OpenGLES).</w:t>
+      </w:r>
+      <w:r>
+        <w:t xml:space="preserve">）；没有这一行就是跑在 Skia 上。</w:t>
       </w:r>
     </w:p>
     <w:p>
@@ -5130,66 +5089,54 @@
         </w:numPr>
       </w:pPr>
       <w:r>
-        <w:t xml:space="preserve">调试捷径（不重新打包，但</w:t>
+        <w:t xml:space="preserve">试开构建（复测用）：</w:t>
+      </w:r>
+      <w:r>
+        <w:rPr>
+          <w:rFonts w:ascii="Consolas" w:eastAsia="Consolas" w:hAnsi="Consolas" w:cs="Consolas"/>
+        </w:rPr>
+        <w:t xml:space="preserve">flutter build apk --release --target-platform android-arm64 --split-per-abi --dart-define-from-file=pili_release.json --no-pub --android-project-arg=enableImpeller=true</w:t>
+      </w:r>
+      <w:r>
+        <w:br/>
+        <w:t xml:space="preserve">（</w:t>
+      </w:r>
+      <w:r>
+        <w:rPr>
+          <w:rFonts w:ascii="Consolas" w:eastAsia="Consolas" w:hAnsi="Consolas" w:cs="Consolas"/>
+        </w:rPr>
+        <w:t xml:space="preserve">--android-project-arg</w:t>
+      </w:r>
+      <w:r>
+        <w:t xml:space="preserve"> 的值</w:t>
       </w:r>
       <w:r>
         <w:rPr>
           <w:b/>
           <w:bCs/>
         </w:rPr>
-        <w:t xml:space="preserve">必须先 force-stop</w:t>
-      </w:r>
-      <w:r>
-        <w:t xml:space="preserve">，否则会复用旧进程/旧引擎上的设置）：</w:t>
-        <w:br/>
-      </w:r>
-      <w:r>
-        <w:rPr>
-          <w:rFonts w:ascii="Consolas" w:eastAsia="Consolas" w:hAnsi="Consolas" w:cs="Consolas"/>
-        </w:rPr>
-        <w:t xml:space="preserve">adb shell am force-stop com.example.piliplus</w:t>
-      </w:r>
-      <w:r>
-        <w:t xml:space="preserve"> 后再 </w:t>
-      </w:r>
-      <w:r>
-        <w:rPr>
-          <w:rFonts w:ascii="Consolas" w:eastAsia="Consolas" w:hAnsi="Consolas" w:cs="Consolas"/>
-        </w:rPr>
-        <w:t xml:space="preserve">adb shell am start -n com.example.piliplus/.MainActivity --ez enable-impeller false</w:t>
-      </w:r>
-      <w:r>
-        <w:br/>
-        <w:t xml:space="preserve">（引擎从 intent extra </w:t>
-      </w:r>
-      <w:r>
-        <w:rPr>
-          <w:rFonts w:ascii="Consolas" w:eastAsia="Consolas" w:hAnsi="Consolas" w:cs="Consolas"/>
-        </w:rPr>
-        <w:t xml:space="preserve">enable-impeller</w:t>
-      </w:r>
-      <w:r>
-        <w:t xml:space="preserve"> 读值，见 </w:t>
-      </w:r>
-      <w:r>
-        <w:rPr>
-          <w:rFonts w:ascii="Consolas" w:eastAsia="Consolas" w:hAnsi="Consolas" w:cs="Consolas"/>
-        </w:rPr>
-        <w:t xml:space="preserve">FlutterShellArgs.fromIntent</w:t>
-      </w:r>
-      <w:r>
-        <w:t xml:space="preserve"> / </w:t>
-      </w:r>
-      <w:r>
-        <w:rPr>
-          <w:rFonts w:ascii="Consolas" w:eastAsia="Consolas" w:hAnsi="Consolas" w:cs="Consolas"/>
-        </w:rPr>
-        <w:t xml:space="preserve">FlutterEngineFlags.getFlagFromIntentKey</w:t>
+        <w:t xml:space="preserve">不要</w:t>
+      </w:r>
+      <w:r>
+        <w:t xml:space="preserve">自己加 </w:t>
+      </w:r>
+      <w:r>
+        <w:rPr>
+          <w:rFonts w:ascii="Consolas" w:eastAsia="Consolas" w:hAnsi="Consolas" w:cs="Consolas"/>
+        </w:rPr>
+        <w:t xml:space="preserve">-P</w:t>
+      </w:r>
+      <w:r>
+        <w:t xml:space="preserve"> 前缀，工具会拼成 </w:t>
+      </w:r>
+      <w:r>
+        <w:rPr>
+          <w:rFonts w:ascii="Consolas" w:eastAsia="Consolas" w:hAnsi="Consolas" w:cs="Consolas"/>
+        </w:rPr>
+        <w:t xml:space="preserve">-PenableImpeller=true</w:t>
       </w:r>
       <w:r>
         <w:t xml:space="preserve">）。</w:t>
-        <w:br/>
-        <w:t xml:space="preserve">⚠️ 上游已声明「用 Intent 传引擎 flag」迟早会被移除（flutter/flutter#180686），所以只当调试手段，正式回退用上面的重新打包。</w:t>
       </w:r>
     </w:p>
     <w:p>
@@ -5201,34 +5148,66 @@
         </w:numPr>
       </w:pPr>
       <w:r>
-        <w:t xml:space="preserve">已确认引擎二进制里同时含 Vulkan / OpenGLES 两个 Impeller 后端（</w:t>
-      </w:r>
-      <w:r>
-        <w:rPr>
-          <w:rFonts w:ascii="Consolas" w:eastAsia="Consolas" w:hAnsi="Consolas" w:cs="Consolas"/>
-        </w:rPr>
-        <w:t xml:space="preserve">libflutter.so</w:t>
-      </w:r>
-      <w:r>
-        <w:t xml:space="preserve"> 里有 </w:t>
-      </w:r>
-      <w:r>
-        <w:rPr>
-          <w:rFonts w:ascii="Consolas" w:eastAsia="Consolas" w:hAnsi="Consolas" w:cs="Consolas"/>
-        </w:rPr>
-        <w:t xml:space="preserve">Using the Impeller rendering backend (Vulkan).</w:t>
-      </w:r>
-      <w:r>
-        <w:t xml:space="preserve">、</w:t>
-      </w:r>
-      <w:r>
-        <w:rPr>
-          <w:rFonts w:ascii="Consolas" w:eastAsia="Consolas" w:hAnsi="Consolas" w:cs="Consolas"/>
-        </w:rPr>
-        <w:t xml:space="preserve">... (OpenGLES).</w:t>
-      </w:r>
-      <w:r>
-        <w:t xml:space="preserve">），所以禁用 Vulkan 的设备也能回落到 GLES 后端。</w:t>
+        <w:t xml:space="preserve">调试捷径（不重新打包，但</w:t>
+      </w:r>
+      <w:r>
+        <w:rPr>
+          <w:b/>
+          <w:bCs/>
+        </w:rPr>
+        <w:t xml:space="preserve">必须先 force-stop</w:t>
+      </w:r>
+      <w:r>
+        <w:t xml:space="preserve">，否则会复用旧进程/旧引擎上的设置）：</w:t>
+        <w:br/>
+      </w:r>
+      <w:r>
+        <w:rPr>
+          <w:rFonts w:ascii="Consolas" w:eastAsia="Consolas" w:hAnsi="Consolas" w:cs="Consolas"/>
+        </w:rPr>
+        <w:t xml:space="preserve">adb shell am force-stop com.example.piliplus</w:t>
+      </w:r>
+      <w:r>
+        <w:t xml:space="preserve"> 后再 </w:t>
+      </w:r>
+      <w:r>
+        <w:rPr>
+          <w:rFonts w:ascii="Consolas" w:eastAsia="Consolas" w:hAnsi="Consolas" w:cs="Consolas"/>
+        </w:rPr>
+        <w:t xml:space="preserve">adb shell am start -n com.example.piliplus/.MainActivity --ez enable-impeller true</w:t>
+      </w:r>
+      <w:r>
+        <w:br/>
+        <w:t xml:space="preserve">（引擎从 intent extra </w:t>
+      </w:r>
+      <w:r>
+        <w:rPr>
+          <w:rFonts w:ascii="Consolas" w:eastAsia="Consolas" w:hAnsi="Consolas" w:cs="Consolas"/>
+        </w:rPr>
+        <w:t xml:space="preserve">enable-impeller</w:t>
+      </w:r>
+      <w:r>
+        <w:t xml:space="preserve"> 读值，见 </w:t>
+      </w:r>
+      <w:r>
+        <w:rPr>
+          <w:rFonts w:ascii="Consolas" w:eastAsia="Consolas" w:hAnsi="Consolas" w:cs="Consolas"/>
+        </w:rPr>
+        <w:t xml:space="preserve">FlutterShellArgs.fromIntent</w:t>
+      </w:r>
+      <w:r>
+        <w:t xml:space="preserve"> / </w:t>
+      </w:r>
+      <w:r>
+        <w:rPr>
+          <w:rFonts w:ascii="Consolas" w:eastAsia="Consolas" w:hAnsi="Consolas" w:cs="Consolas"/>
+        </w:rPr>
+        <w:t xml:space="preserve">FlutterEngineFlags.getFlagFromIntentKey</w:t>
+      </w:r>
+      <w:r>
+        <w:t xml:space="preserve">）。</w:t>
+        <w:br/>
+        <w:t xml:space="preserve">⚠️ 上游已声明「用 Intent 传引擎 flag」迟早会被移除（flutter/flutter#180686），所以只当调试手段，正式回退用上面的重新打包。</w:t>
       </w:r>
     </w:p>
     <w:p>
@@ -5240,7 +5219,34 @@
         </w:numPr>
       </w:pPr>
       <w:r>
-        <w:t xml:space="preserve">回归清单（放开后过一遍，看“有没有画错/崩”而非性能）：播放画面与弹幕渲染、PiP、投屏、截图与 WebP 导出、液体玻璃（BackdropFilter）、骨架屏 ShaderMask。</w:t>
+        <w:t xml:space="preserve">已确认引擎二进制里同时含 Vulkan / OpenGLES 两个 Impeller 后端（</w:t>
+      </w:r>
+      <w:r>
+        <w:rPr>
+          <w:rFonts w:ascii="Consolas" w:eastAsia="Consolas" w:hAnsi="Consolas" w:cs="Consolas"/>
+        </w:rPr>
+        <w:t xml:space="preserve">libflutter.so</w:t>
+      </w:r>
+      <w:r>
+        <w:t xml:space="preserve"> 里有 </w:t>
+      </w:r>
+      <w:r>
+        <w:rPr>
+          <w:rFonts w:ascii="Consolas" w:eastAsia="Consolas" w:hAnsi="Consolas" w:cs="Consolas"/>
+        </w:rPr>
+        <w:t xml:space="preserve">Using the Impeller rendering backend (Vulkan).</w:t>
+      </w:r>
+      <w:r>
+        <w:t xml:space="preserve">、</w:t>
+      </w:r>
+      <w:r>
+        <w:rPr>
+          <w:rFonts w:ascii="Consolas" w:eastAsia="Consolas" w:hAnsi="Consolas" w:cs="Consolas"/>
+        </w:rPr>
+        <w:t xml:space="preserve">... (OpenGLES).</w:t>
+      </w:r>
+      <w:r>
+        <w:t xml:space="preserve">），所以禁用 Vulkan 的设备也能回落到 GLES 后端。</w:t>
       </w:r>
     </w:p>
     <w:p>
@@ -5252,81 +5258,7 @@
         </w:numPr>
       </w:pPr>
       <w:r>
-        <w:t xml:space="preserve">已核对不涉及 Impeller 的已知局限：全库没有 </w:t>
-      </w:r>
-      <w:r>
-        <w:rPr>
-          <w:rFonts w:ascii="Consolas" w:eastAsia="Consolas" w:hAnsi="Consolas" w:cs="Consolas"/>
-        </w:rPr>
-        <w:t xml:space="preserve">toImageSync</w:t>
-      </w:r>
-      <w:r>
-        <w:t xml:space="preserve">，也没有 </w:t>
-      </w:r>
-      <w:r>
-        <w:rPr>
-          <w:rFonts w:ascii="Consolas" w:eastAsia="Consolas" w:hAnsi="Consolas" w:cs="Consolas"/>
-        </w:rPr>
-        <w:t xml:space="preserve">ScreenshotType.skiaPicture</w:t>
-      </w:r>
-      <w:r>
-        <w:t xml:space="preserve"> 用法（这两条是 Impeller 的限制），</w:t>
-        <w:br/>
-        <w:t xml:space="preserve">截图/导出（</w:t>
-      </w:r>
-      <w:r>
-        <w:rPr>
-          <w:rFonts w:ascii="Consolas" w:eastAsia="Consolas" w:hAnsi="Consolas" w:cs="Consolas"/>
-        </w:rPr>
-        <w:t xml:space="preserve">lib/utils/screenshot.dart</w:t>
-      </w:r>
-      <w:r>
-        <w:t xml:space="preserve">、</w:t>
-      </w:r>
-      <w:r>
-        <w:rPr>
-          <w:rFonts w:ascii="Consolas" w:eastAsia="Consolas" w:hAnsi="Consolas" w:cs="Consolas"/>
-        </w:rPr>
-        <w:t xml:space="preserve">save_panel</w:t>
-      </w:r>
-      <w:r>
-        <w:t xml:space="preserve">、</w:t>
-      </w:r>
-      <w:r>
-        <w:rPr>
-          <w:rFonts w:ascii="Consolas" w:eastAsia="Consolas" w:hAnsi="Consolas" w:cs="Consolas"/>
-        </w:rPr>
-        <w:t xml:space="preserve">login</w:t>
-      </w:r>
-      <w:r>
-        <w:t xml:space="preserve"> 的 </w:t>
-      </w:r>
-      <w:r>
-        <w:rPr>
-          <w:rFonts w:ascii="Consolas" w:eastAsia="Consolas" w:hAnsi="Consolas" w:cs="Consolas"/>
-        </w:rPr>
-        <w:t xml:space="preserve">RepaintBoundary.toImage</w:t>
-      </w:r>
-      <w:r>
-        <w:t xml:space="preserve">）走的是受支持的 </w:t>
-      </w:r>
-      <w:r>
-        <w:rPr>
-          <w:rFonts w:ascii="Consolas" w:eastAsia="Consolas" w:hAnsi="Consolas" w:cs="Consolas"/>
-        </w:rPr>
-        <w:t xml:space="preserve">toImage</w:t>
-      </w:r>
-      <w:r>
-        <w:t xml:space="preserve"> 路径；</w:t>
-      </w:r>
-      <w:r>
-        <w:rPr>
-          <w:rFonts w:ascii="Consolas" w:eastAsia="Consolas" w:hAnsi="Consolas" w:cs="Consolas"/>
-        </w:rPr>
-        <w:t xml:space="preserve">lib/</w:t>
-      </w:r>
-      <w:r>
-        <w:t xml:space="preserve"> 里也没有任何依赖“当前跑在 Skia 上”的分支。</w:t>
+        <w:t xml:space="preserve">回归清单（放开后过一遍，看“有没有画错/崩”而非性能）：播放画面与弹幕渲染、PiP、投屏、截图与 WebP 导出、液体玻璃（BackdropFilter）、骨架屏 ShaderMask。</w:t>
       </w:r>
     </w:p>
     <w:p>
@@ -5338,6 +5270,92 @@
         </w:numPr>
       </w:pPr>
       <w:r>
+        <w:t xml:space="preserve">已核对不涉及 Impeller 的已知局限：全库没有 </w:t>
+      </w:r>
+      <w:r>
+        <w:rPr>
+          <w:rFonts w:ascii="Consolas" w:eastAsia="Consolas" w:hAnsi="Consolas" w:cs="Consolas"/>
+        </w:rPr>
+        <w:t xml:space="preserve">toImageSync</w:t>
+      </w:r>
+      <w:r>
+        <w:t xml:space="preserve">，也没有 </w:t>
+      </w:r>
+      <w:r>
+        <w:rPr>
+          <w:rFonts w:ascii="Consolas" w:eastAsia="Consolas" w:hAnsi="Consolas" w:cs="Consolas"/>
+        </w:rPr>
+        <w:t xml:space="preserve">ScreenshotType.skiaPicture</w:t>
+      </w:r>
+      <w:r>
+        <w:t xml:space="preserve"> 用法（这两条是 Impeller 的限制），</w:t>
+        <w:br/>
+        <w:t xml:space="preserve">截图/导出（</w:t>
+      </w:r>
+      <w:r>
+        <w:rPr>
+          <w:rFonts w:ascii="Consolas" w:eastAsia="Consolas" w:hAnsi="Consolas" w:cs="Consolas"/>
+        </w:rPr>
+        <w:t xml:space="preserve">lib/utils/screenshot.dart</w:t>
+      </w:r>
+      <w:r>
+        <w:t xml:space="preserve">、</w:t>
+      </w:r>
+      <w:r>
+        <w:rPr>
+          <w:rFonts w:ascii="Consolas" w:eastAsia="Consolas" w:hAnsi="Consolas" w:cs="Consolas"/>
+        </w:rPr>
+        <w:t xml:space="preserve">save_panel</w:t>
+      </w:r>
+      <w:r>
+        <w:t xml:space="preserve">、</w:t>
+      </w:r>
+      <w:r>
+        <w:rPr>
+          <w:rFonts w:ascii="Consolas" w:eastAsia="Consolas" w:hAnsi="Consolas" w:cs="Consolas"/>
+        </w:rPr>
+        <w:t xml:space="preserve">login</w:t>
+      </w:r>
+      <w:r>
+        <w:t xml:space="preserve"> 的 </w:t>
+      </w:r>
+      <w:r>
+        <w:rPr>
+          <w:rFonts w:ascii="Consolas" w:eastAsia="Consolas" w:hAnsi="Consolas" w:cs="Consolas"/>
+        </w:rPr>
+        <w:t xml:space="preserve">RepaintBoundary.toImage</w:t>
+      </w:r>
+      <w:r>
+        <w:t xml:space="preserve">）走的是受支持的 </w:t>
+      </w:r>
+      <w:r>
+        <w:rPr>
+          <w:rFonts w:ascii="Consolas" w:eastAsia="Consolas" w:hAnsi="Consolas" w:cs="Consolas"/>
+        </w:rPr>
+        <w:t xml:space="preserve">toImage</w:t>
+      </w:r>
+      <w:r>
+        <w:t xml:space="preserve"> 路径；</w:t>
+      </w:r>
+      <w:r>
+        <w:rPr>
+          <w:rFonts w:ascii="Consolas" w:eastAsia="Consolas" w:hAnsi="Consolas" w:cs="Consolas"/>
+        </w:rPr>
+        <w:t xml:space="preserve">lib/</w:t>
+      </w:r>
+      <w:r>
+        <w:t xml:space="preserve"> 里也没有任何依赖“当前跑在 Skia 上”的分支。</w:t>
+      </w:r>
+    </w:p>
+    <w:p>
+      <w:pPr>
+        <w:pStyle w:val="ListParagraph"/>
+        <w:numPr>
+          <w:ilvl w:val="0"/>
+          <w:numId w:val="1"/>
+        </w:numPr>
+      </w:pPr>
+      <w:r>
         <w:t xml:space="preserve">历史原因（值得知道）：上游这份 </w:t>
       </w:r>
       <w:r>
@@ -5406,16 +5424,17 @@
       <w:r>
         <w:t xml:space="preserve">）。</w:t>
         <w:br/>
-        <w:t xml:space="preserve">所以这次是「去掉一个预防性关闭」：风险面主要在 media_kit 的画面路径，必须过上面的回归清单；一旦发现花屏/闪烁，用 </w:t>
-      </w:r>
-      <w:r>
-        <w:rPr>
-          <w:rFonts w:ascii="Consolas" w:eastAsia="Consolas" w:hAnsi="Consolas" w:cs="Consolas"/>
-        </w:rPr>
-        <w:t xml:space="preserve">--android-project-arg=enableImpeller=false</w:t>
-      </w:r>
-      <w:r>
-        <w:t xml:space="preserve"> 退回。</w:t>
+        <w:t xml:space="preserve">而 2026-09-27 的实测结论是：</w:t>
+      </w:r>
+      <w:r>
+        <w:rPr>
+          <w:b/>
+          <w:bCs/>
+        </w:rPr>
+        <w:t xml:space="preserve">这条预防性关闭仍然需要</w:t>
+      </w:r>
+      <w:r>
+        <w:t xml:space="preserve">（试开后效果不佳，已回退）。日后复测若再出现花屏/闪烁，直接用上面的命令立刻回到 Skia。</w:t>
       </w:r>
     </w:p>
     <w:p>

--- a/perf-report/PiliPlus-Android17-小米15-性能功耗兼容性统一报告.docx
+++ b/perf-report/PiliPlus-Android17-小米15-性能功耗兼容性统一报告.docx
@@ -146,7 +146,7 @@
         <w:t xml:space="preserve">最后更新</w:t>
       </w:r>
       <w:r>
-        <w:t xml:space="preserve">：2026-09-27（Impeller 试开后实测效果不佳，已回退为默认关闭；MessageQueue 新实现状态核对完毕）</w:t>
+        <w:t xml:space="preserve">：2026-09-27（Impeller 试开后耗电/发热变差，已回退为默认关闭；MessageQueue 新实现状态核对完毕）</w:t>
       </w:r>
     </w:p>
     <w:p>
@@ -1153,7 +1153,17 @@
           </w:tcPr>
           <w:p>
             <w:r>
-              <w:t xml:space="preserve">2026-09-27 实测开启后效果不佳，已回退到 Skia（详情见 §5）</w:t>
+              <w:t xml:space="preserve">2026-09-27 实测开启后</w:t>
+            </w:r>
+            <w:r>
+              <w:rPr>
+                <w:b/>
+                <w:bCs/>
+              </w:rPr>
+              <w:t xml:space="preserve">耗电/发热变差</w:t>
+            </w:r>
+            <w:r>
+              <w:t xml:space="preserve">，已回退到 Skia（详情见 §5）</w:t>
             </w:r>
           </w:p>
         </w:tc>
@@ -4895,10 +4905,20 @@
           <w:b/>
           <w:bCs/>
         </w:rPr>
-        <w:t xml:space="preserve">效果不佳</w:t>
-      </w:r>
-      <w:r>
-        <w:t xml:space="preserve">（2026-09-27 实测反馈），已回退为</w:t>
+        <w:t xml:space="preserve">耗电与发热明显变差</w:t>
+      </w:r>
+      <w:r>
+        <w:t xml:space="preserve">（2026-09-27 实测反馈，</w:t>
+      </w:r>
+      <w:r>
+        <w:rPr>
+          <w:b/>
+          <w:bCs/>
+        </w:rPr>
+        <w:t xml:space="preserve">没有出现画面异常</w:t>
+      </w:r>
+      <w:r>
+        <w:t xml:space="preserve">），已回退为</w:t>
       </w:r>
       <w:r>
         <w:rPr>
@@ -4922,72 +4942,41 @@
         </w:numPr>
       </w:pPr>
       <w:r>
-        <w:t xml:space="preserve">开关位置：</w:t>
-      </w:r>
-      <w:r>
-        <w:rPr>
-          <w:rFonts w:ascii="Consolas" w:eastAsia="Consolas" w:hAnsi="Consolas" w:cs="Consolas"/>
-        </w:rPr>
-        <w:t xml:space="preserve">android/app/build.gradle.kts</w:t>
-      </w:r>
-      <w:r>
-        <w:t xml:space="preserve"> 的 </w:t>
-      </w:r>
-      <w:r>
-        <w:rPr>
-          <w:rFonts w:ascii="Consolas" w:eastAsia="Consolas" w:hAnsi="Consolas" w:cs="Consolas"/>
-        </w:rPr>
-        <w:t xml:space="preserve">manifestPlaceholders["enableImpeller"]</w:t>
-      </w:r>
-      <w:r>
-        <w:t xml:space="preserve">（</w:t>
+        <w:t xml:space="preserve">症状能排除什么：既然是“功耗/发热变差”而不是画错、也没闪退，说明 Impeller 本身渲染是对的，不值得去查兼容性；</w:t>
+        <w:br/>
+        <w:t xml:space="preserve">下次复测应从“每帧重绘的成本”入手——液体玻璃（</w:t>
+      </w:r>
+      <w:r>
+        <w:rPr>
+          <w:rFonts w:ascii="Consolas" w:eastAsia="Consolas" w:hAnsi="Consolas" w:cs="Consolas"/>
+        </w:rPr>
+        <w:t xml:space="preserve">BackdropFilter</w:t>
+      </w:r>
+      <w:r>
+        <w:t xml:space="preserve">，底栏 blur 28 / 顶栏 16，都盖在滚动内容上）与</w:t>
+        <w:br/>
+        <w:t xml:space="preserve">骨架屏 </w:t>
+      </w:r>
+      <w:r>
+        <w:rPr>
+          <w:rFonts w:ascii="Consolas" w:eastAsia="Consolas" w:hAnsi="Consolas" w:cs="Consolas"/>
+        </w:rPr>
+        <w:t xml:space="preserve">ShaderMask</w:t>
+      </w:r>
+      <w:r>
+        <w:t xml:space="preserve"> 这类每帧 backdrop/saveLayer 的路径，是本工程最可能把 GPU 功耗拉上去的地方。</w:t>
+        <w:br/>
+        <w:t xml:space="preserve">（这只是</w:t>
       </w:r>
       <w:r>
         <w:rPr>
           <w:b/>
           <w:bCs/>
         </w:rPr>
-        <w:t xml:space="preserve">默认 </w:t>
-      </w:r>
-      <w:r>
-        <w:rPr>
-          <w:rFonts w:ascii="Consolas" w:eastAsia="Consolas" w:hAnsi="Consolas" w:cs="Consolas"/>
-          <w:b/>
-          <w:bCs/>
-        </w:rPr>
-        <w:t xml:space="preserve">false</w:t>
-      </w:r>
-      <w:r>
-        <w:t xml:space="preserve">）→ 清单 </w:t>
-      </w:r>
-      <w:r>
-        <w:rPr>
-          <w:rFonts w:ascii="Consolas" w:eastAsia="Consolas" w:hAnsi="Consolas" w:cs="Consolas"/>
-        </w:rPr>
-        <w:t xml:space="preserve">io.flutter.embedding.android.EnableImpeller = ${enableImpeller}</w:t>
-      </w:r>
-      <w:r>
-        <w:t xml:space="preserve">。</w:t>
-        <w:br/>
-        <w:t xml:space="preserve">该 flag 在引擎里 </w:t>
-      </w:r>
-      <w:r>
-        <w:rPr>
-          <w:rFonts w:ascii="Consolas" w:eastAsia="Consolas" w:hAnsi="Consolas" w:cs="Consolas"/>
-        </w:rPr>
-        <w:t xml:space="preserve">allowedInRelease = true</w:t>
-      </w:r>
-      <w:r>
-        <w:t xml:space="preserve">，所以 release 包也真生效（不合法的话 FlutterLoader 会打 </w:t>
-      </w:r>
-      <w:r>
-        <w:rPr>
-          <w:rFonts w:ascii="Consolas" w:eastAsia="Consolas" w:hAnsi="Consolas" w:cs="Consolas"/>
-        </w:rPr>
-        <w:t xml:space="preserve">Log.e</w:t>
-      </w:r>
-      <w:r>
-        <w:t xml:space="preserve"> 并忽略）。</w:t>
+        <w:t xml:space="preserve">推测，尚未实测</w:t>
+      </w:r>
+      <w:r>
+        <w:t xml:space="preserve">；报告 §3.7 那条「玻璃模糊按 低功耗/温控 自动降档」就是为这种情况预留的旋钮，目前未实施。）</w:t>
       </w:r>
     </w:p>
     <w:p>
@@ -4999,35 +4988,72 @@
         </w:numPr>
       </w:pPr>
       <w:r>
-        <w:t xml:space="preserve">打包核验（不用装到设备，最确定）：</w:t>
-      </w:r>
-      <w:r>
-        <w:rPr>
-          <w:rFonts w:ascii="Consolas" w:eastAsia="Consolas" w:hAnsi="Consolas" w:cs="Consolas"/>
-        </w:rPr>
-        <w:t xml:space="preserve">aapt2 dump xmltree --file AndroidManifest.xml build\app\outputs\flutter-apk\app-arm64-v8a-release.apk | Select-String EnableImpeller</w:t>
-      </w:r>
-      <w:r>
+        <w:t xml:space="preserve">开关位置：</w:t>
+      </w:r>
+      <w:r>
+        <w:rPr>
+          <w:rFonts w:ascii="Consolas" w:eastAsia="Consolas" w:hAnsi="Consolas" w:cs="Consolas"/>
+        </w:rPr>
+        <w:t xml:space="preserve">android/app/build.gradle.kts</w:t>
+      </w:r>
+      <w:r>
+        <w:t xml:space="preserve"> 的 </w:t>
+      </w:r>
+      <w:r>
+        <w:rPr>
+          <w:rFonts w:ascii="Consolas" w:eastAsia="Consolas" w:hAnsi="Consolas" w:cs="Consolas"/>
+        </w:rPr>
+        <w:t xml:space="preserve">manifestPlaceholders["enableImpeller"]</w:t>
+      </w:r>
+      <w:r>
+        <w:t xml:space="preserve">（</w:t>
+      </w:r>
+      <w:r>
+        <w:rPr>
+          <w:b/>
+          <w:bCs/>
+        </w:rPr>
+        <w:t xml:space="preserve">默认 </w:t>
+      </w:r>
+      <w:r>
+        <w:rPr>
+          <w:rFonts w:ascii="Consolas" w:eastAsia="Consolas" w:hAnsi="Consolas" w:cs="Consolas"/>
+          <w:b/>
+          <w:bCs/>
+        </w:rPr>
+        <w:t xml:space="preserve">false</w:t>
+      </w:r>
+      <w:r>
+        <w:t xml:space="preserve">）→ 清单 </w:t>
+      </w:r>
+      <w:r>
+        <w:rPr>
+          <w:rFonts w:ascii="Consolas" w:eastAsia="Consolas" w:hAnsi="Consolas" w:cs="Consolas"/>
+        </w:rPr>
+        <w:t xml:space="preserve">io.flutter.embedding.android.EnableImpeller = ${enableImpeller}</w:t>
+      </w:r>
+      <w:r>
+        <w:t xml:space="preserve">。</w:t>
         <w:br/>
-        <w:t xml:space="preserve">期望 </w:t>
-      </w:r>
-      <w:r>
-        <w:rPr>
-          <w:rFonts w:ascii="Consolas" w:eastAsia="Consolas" w:hAnsi="Consolas" w:cs="Consolas"/>
-        </w:rPr>
-        <w:t xml:space="preserve">android:value="false"</w:t>
-      </w:r>
-      <w:r>
-        <w:t xml:space="preserve">（加上试开参数重新打包时应为 </w:t>
-      </w:r>
-      <w:r>
-        <w:rPr>
-          <w:rFonts w:ascii="Consolas" w:eastAsia="Consolas" w:hAnsi="Consolas" w:cs="Consolas"/>
-        </w:rPr>
-        <w:t xml:space="preserve">"true"</w:t>
-      </w:r>
-      <w:r>
-        <w:t xml:space="preserve">）。</w:t>
+        <w:t xml:space="preserve">该 flag 在引擎里 </w:t>
+      </w:r>
+      <w:r>
+        <w:rPr>
+          <w:rFonts w:ascii="Consolas" w:eastAsia="Consolas" w:hAnsi="Consolas" w:cs="Consolas"/>
+        </w:rPr>
+        <w:t xml:space="preserve">allowedInRelease = true</w:t>
+      </w:r>
+      <w:r>
+        <w:t xml:space="preserve">，所以 release 包也真生效（不合法的话 FlutterLoader 会打 </w:t>
+      </w:r>
+      <w:r>
+        <w:rPr>
+          <w:rFonts w:ascii="Consolas" w:eastAsia="Consolas" w:hAnsi="Consolas" w:cs="Consolas"/>
+        </w:rPr>
+        <w:t xml:space="preserve">Log.e</w:t>
+      </w:r>
+      <w:r>
+        <w:t xml:space="preserve"> 并忽略）。</w:t>
       </w:r>
     </w:p>
     <w:p>
@@ -5039,45 +5065,35 @@
         </w:numPr>
       </w:pPr>
       <w:r>
-        <w:t xml:space="preserve">运行时核验：</w:t>
-      </w:r>
-      <w:r>
-        <w:rPr>
-          <w:rFonts w:ascii="Consolas" w:eastAsia="Consolas" w:hAnsi="Consolas" w:cs="Consolas"/>
-        </w:rPr>
-        <w:t xml:space="preserve">adb logcat -c</w:t>
-      </w:r>
-      <w:r>
-        <w:t xml:space="preserve"> → 启动 App → </w:t>
-      </w:r>
-      <w:r>
-        <w:rPr>
-          <w:rFonts w:ascii="Consolas" w:eastAsia="Consolas" w:hAnsi="Consolas" w:cs="Consolas"/>
-        </w:rPr>
-        <w:t xml:space="preserve">adb logcat -d | Select-String "Using the Impeller rendering backend"</w:t>
-      </w:r>
-      <w:r>
-        <w:t xml:space="preserve">。</w:t>
+        <w:t xml:space="preserve">打包核验（不用装到设备，最确定）：</w:t>
+      </w:r>
+      <w:r>
+        <w:rPr>
+          <w:rFonts w:ascii="Consolas" w:eastAsia="Consolas" w:hAnsi="Consolas" w:cs="Consolas"/>
+        </w:rPr>
+        <w:t xml:space="preserve">aapt2 dump xmltree --file AndroidManifest.xml build\app\outputs\flutter-apk\app-arm64-v8a-release.apk | Select-String EnableImpeller</w:t>
+      </w:r>
+      <w:r>
         <w:br/>
-        <w:t xml:space="preserve">出现 </w:t>
-      </w:r>
-      <w:r>
-        <w:rPr>
-          <w:rFonts w:ascii="Consolas" w:eastAsia="Consolas" w:hAnsi="Consolas" w:cs="Consolas"/>
-        </w:rPr>
-        <w:t xml:space="preserve">Using the Impeller rendering backend (Vulkan).</w:t>
-      </w:r>
-      <w:r>
-        <w:t xml:space="preserve"> 就是 Impeller 已生效（OpenGLES 后端会打 </w:t>
-      </w:r>
-      <w:r>
-        <w:rPr>
-          <w:rFonts w:ascii="Consolas" w:eastAsia="Consolas" w:hAnsi="Consolas" w:cs="Consolas"/>
-        </w:rPr>
-        <w:t xml:space="preserve">... (OpenGLES).</w:t>
-      </w:r>
-      <w:r>
-        <w:t xml:space="preserve">）；没有这一行就是跑在 Skia 上。</w:t>
+        <w:t xml:space="preserve">期望 </w:t>
+      </w:r>
+      <w:r>
+        <w:rPr>
+          <w:rFonts w:ascii="Consolas" w:eastAsia="Consolas" w:hAnsi="Consolas" w:cs="Consolas"/>
+        </w:rPr>
+        <w:t xml:space="preserve">android:value="false"</w:t>
+      </w:r>
+      <w:r>
+        <w:t xml:space="preserve">（加上试开参数重新打包时应为 </w:t>
+      </w:r>
+      <w:r>
+        <w:rPr>
+          <w:rFonts w:ascii="Consolas" w:eastAsia="Consolas" w:hAnsi="Consolas" w:cs="Consolas"/>
+        </w:rPr>
+        <w:t xml:space="preserve">"true"</w:t>
+      </w:r>
+      <w:r>
+        <w:t xml:space="preserve">）。</w:t>
       </w:r>
     </w:p>
     <w:p>
@@ -5089,54 +5105,45 @@
         </w:numPr>
       </w:pPr>
       <w:r>
-        <w:t xml:space="preserve">试开构建（复测用）：</w:t>
-      </w:r>
-      <w:r>
-        <w:rPr>
-          <w:rFonts w:ascii="Consolas" w:eastAsia="Consolas" w:hAnsi="Consolas" w:cs="Consolas"/>
-        </w:rPr>
-        <w:t xml:space="preserve">flutter build apk --release --target-platform android-arm64 --split-per-abi --dart-define-from-file=pili_release.json --no-pub --android-project-arg=enableImpeller=true</w:t>
-      </w:r>
-      <w:r>
+        <w:t xml:space="preserve">运行时核验：</w:t>
+      </w:r>
+      <w:r>
+        <w:rPr>
+          <w:rFonts w:ascii="Consolas" w:eastAsia="Consolas" w:hAnsi="Consolas" w:cs="Consolas"/>
+        </w:rPr>
+        <w:t xml:space="preserve">adb logcat -c</w:t>
+      </w:r>
+      <w:r>
+        <w:t xml:space="preserve"> → 启动 App → </w:t>
+      </w:r>
+      <w:r>
+        <w:rPr>
+          <w:rFonts w:ascii="Consolas" w:eastAsia="Consolas" w:hAnsi="Consolas" w:cs="Consolas"/>
+        </w:rPr>
+        <w:t xml:space="preserve">adb logcat -d | Select-String "Using the Impeller rendering backend"</w:t>
+      </w:r>
+      <w:r>
+        <w:t xml:space="preserve">。</w:t>
         <w:br/>
-        <w:t xml:space="preserve">（</w:t>
-      </w:r>
-      <w:r>
-        <w:rPr>
-          <w:rFonts w:ascii="Consolas" w:eastAsia="Consolas" w:hAnsi="Consolas" w:cs="Consolas"/>
-        </w:rPr>
-        <w:t xml:space="preserve">--android-project-arg</w:t>
-      </w:r>
-      <w:r>
-        <w:t xml:space="preserve"> 的值</w:t>
-      </w:r>
-      <w:r>
-        <w:rPr>
-          <w:b/>
-          <w:bCs/>
-        </w:rPr>
-        <w:t xml:space="preserve">不要</w:t>
-      </w:r>
-      <w:r>
-        <w:t xml:space="preserve">自己加 </w:t>
-      </w:r>
-      <w:r>
-        <w:rPr>
-          <w:rFonts w:ascii="Consolas" w:eastAsia="Consolas" w:hAnsi="Consolas" w:cs="Consolas"/>
-        </w:rPr>
-        <w:t xml:space="preserve">-P</w:t>
-      </w:r>
-      <w:r>
-        <w:t xml:space="preserve"> 前缀，工具会拼成 </w:t>
-      </w:r>
-      <w:r>
-        <w:rPr>
-          <w:rFonts w:ascii="Consolas" w:eastAsia="Consolas" w:hAnsi="Consolas" w:cs="Consolas"/>
-        </w:rPr>
-        <w:t xml:space="preserve">-PenableImpeller=true</w:t>
-      </w:r>
-      <w:r>
-        <w:t xml:space="preserve">）。</w:t>
+        <w:t xml:space="preserve">出现 </w:t>
+      </w:r>
+      <w:r>
+        <w:rPr>
+          <w:rFonts w:ascii="Consolas" w:eastAsia="Consolas" w:hAnsi="Consolas" w:cs="Consolas"/>
+        </w:rPr>
+        <w:t xml:space="preserve">Using the Impeller rendering backend (Vulkan).</w:t>
+      </w:r>
+      <w:r>
+        <w:t xml:space="preserve"> 就是 Impeller 已生效（OpenGLES 后端会打 </w:t>
+      </w:r>
+      <w:r>
+        <w:rPr>
+          <w:rFonts w:ascii="Consolas" w:eastAsia="Consolas" w:hAnsi="Consolas" w:cs="Consolas"/>
+        </w:rPr>
+        <w:t xml:space="preserve">... (OpenGLES).</w:t>
+      </w:r>
+      <w:r>
+        <w:t xml:space="preserve">）；没有这一行就是跑在 Skia 上。</w:t>
       </w:r>
     </w:p>
     <w:p>
@@ -5148,66 +5155,54 @@
         </w:numPr>
       </w:pPr>
       <w:r>
-        <w:t xml:space="preserve">调试捷径（不重新打包，但</w:t>
+        <w:t xml:space="preserve">试开构建（复测用）：</w:t>
+      </w:r>
+      <w:r>
+        <w:rPr>
+          <w:rFonts w:ascii="Consolas" w:eastAsia="Consolas" w:hAnsi="Consolas" w:cs="Consolas"/>
+        </w:rPr>
+        <w:t xml:space="preserve">flutter build apk --release --target-platform android-arm64 --split-per-abi --dart-define-from-file=pili_release.json --no-pub --android-project-arg=enableImpeller=true</w:t>
+      </w:r>
+      <w:r>
+        <w:br/>
+        <w:t xml:space="preserve">（</w:t>
+      </w:r>
+      <w:r>
+        <w:rPr>
+          <w:rFonts w:ascii="Consolas" w:eastAsia="Consolas" w:hAnsi="Consolas" w:cs="Consolas"/>
+        </w:rPr>
+        <w:t xml:space="preserve">--android-project-arg</w:t>
+      </w:r>
+      <w:r>
+        <w:t xml:space="preserve"> 的值</w:t>
       </w:r>
       <w:r>
         <w:rPr>
           <w:b/>
           <w:bCs/>
         </w:rPr>
-        <w:t xml:space="preserve">必须先 force-stop</w:t>
-      </w:r>
-      <w:r>
-        <w:t xml:space="preserve">，否则会复用旧进程/旧引擎上的设置）：</w:t>
-        <w:br/>
-      </w:r>
-      <w:r>
-        <w:rPr>
-          <w:rFonts w:ascii="Consolas" w:eastAsia="Consolas" w:hAnsi="Consolas" w:cs="Consolas"/>
-        </w:rPr>
-        <w:t xml:space="preserve">adb shell am force-stop com.example.piliplus</w:t>
-      </w:r>
-      <w:r>
-        <w:t xml:space="preserve"> 后再 </w:t>
-      </w:r>
-      <w:r>
-        <w:rPr>
-          <w:rFonts w:ascii="Consolas" w:eastAsia="Consolas" w:hAnsi="Consolas" w:cs="Consolas"/>
-        </w:rPr>
-        <w:t xml:space="preserve">adb shell am start -n com.example.piliplus/.MainActivity --ez enable-impeller true</w:t>
-      </w:r>
-      <w:r>
-        <w:br/>
-        <w:t xml:space="preserve">（引擎从 intent extra </w:t>
-      </w:r>
-      <w:r>
-        <w:rPr>
-          <w:rFonts w:ascii="Consolas" w:eastAsia="Consolas" w:hAnsi="Consolas" w:cs="Consolas"/>
-        </w:rPr>
-        <w:t xml:space="preserve">enable-impeller</w:t>
-      </w:r>
-      <w:r>
-        <w:t xml:space="preserve"> 读值，见 </w:t>
-      </w:r>
-      <w:r>
-        <w:rPr>
-          <w:rFonts w:ascii="Consolas" w:eastAsia="Consolas" w:hAnsi="Consolas" w:cs="Consolas"/>
-        </w:rPr>
-        <w:t xml:space="preserve">FlutterShellArgs.fromIntent</w:t>
-      </w:r>
-      <w:r>
-        <w:t xml:space="preserve"> / </w:t>
-      </w:r>
-      <w:r>
-        <w:rPr>
-          <w:rFonts w:ascii="Consolas" w:eastAsia="Consolas" w:hAnsi="Consolas" w:cs="Consolas"/>
-        </w:rPr>
-        <w:t xml:space="preserve">FlutterEngineFlags.getFlagFromIntentKey</w:t>
+        <w:t xml:space="preserve">不要</w:t>
+      </w:r>
+      <w:r>
+        <w:t xml:space="preserve">自己加 </w:t>
+      </w:r>
+      <w:r>
+        <w:rPr>
+          <w:rFonts w:ascii="Consolas" w:eastAsia="Consolas" w:hAnsi="Consolas" w:cs="Consolas"/>
+        </w:rPr>
+        <w:t xml:space="preserve">-P</w:t>
+      </w:r>
+      <w:r>
+        <w:t xml:space="preserve"> 前缀，工具会拼成 </w:t>
+      </w:r>
+      <w:r>
+        <w:rPr>
+          <w:rFonts w:ascii="Consolas" w:eastAsia="Consolas" w:hAnsi="Consolas" w:cs="Consolas"/>
+        </w:rPr>
+        <w:t xml:space="preserve">-PenableImpeller=true</w:t>
       </w:r>
       <w:r>
         <w:t xml:space="preserve">）。</w:t>
-        <w:br/>
-        <w:t xml:space="preserve">⚠️ 上游已声明「用 Intent 传引擎 flag」迟早会被移除（flutter/flutter#180686），所以只当调试手段，正式回退用上面的重新打包。</w:t>
       </w:r>
     </w:p>
     <w:p>
@@ -5219,34 +5214,66 @@
         </w:numPr>
       </w:pPr>
       <w:r>
-        <w:t xml:space="preserve">已确认引擎二进制里同时含 Vulkan / OpenGLES 两个 Impeller 后端（</w:t>
-      </w:r>
-      <w:r>
-        <w:rPr>
-          <w:rFonts w:ascii="Consolas" w:eastAsia="Consolas" w:hAnsi="Consolas" w:cs="Consolas"/>
-        </w:rPr>
-        <w:t xml:space="preserve">libflutter.so</w:t>
-      </w:r>
-      <w:r>
-        <w:t xml:space="preserve"> 里有 </w:t>
-      </w:r>
-      <w:r>
-        <w:rPr>
-          <w:rFonts w:ascii="Consolas" w:eastAsia="Consolas" w:hAnsi="Consolas" w:cs="Consolas"/>
-        </w:rPr>
-        <w:t xml:space="preserve">Using the Impeller rendering backend (Vulkan).</w:t>
-      </w:r>
-      <w:r>
-        <w:t xml:space="preserve">、</w:t>
-      </w:r>
-      <w:r>
-        <w:rPr>
-          <w:rFonts w:ascii="Consolas" w:eastAsia="Consolas" w:hAnsi="Consolas" w:cs="Consolas"/>
-        </w:rPr>
-        <w:t xml:space="preserve">... (OpenGLES).</w:t>
-      </w:r>
-      <w:r>
-        <w:t xml:space="preserve">），所以禁用 Vulkan 的设备也能回落到 GLES 后端。</w:t>
+        <w:t xml:space="preserve">调试捷径（不重新打包，但</w:t>
+      </w:r>
+      <w:r>
+        <w:rPr>
+          <w:b/>
+          <w:bCs/>
+        </w:rPr>
+        <w:t xml:space="preserve">必须先 force-stop</w:t>
+      </w:r>
+      <w:r>
+        <w:t xml:space="preserve">，否则会复用旧进程/旧引擎上的设置）：</w:t>
+        <w:br/>
+      </w:r>
+      <w:r>
+        <w:rPr>
+          <w:rFonts w:ascii="Consolas" w:eastAsia="Consolas" w:hAnsi="Consolas" w:cs="Consolas"/>
+        </w:rPr>
+        <w:t xml:space="preserve">adb shell am force-stop com.example.piliplus</w:t>
+      </w:r>
+      <w:r>
+        <w:t xml:space="preserve"> 后再 </w:t>
+      </w:r>
+      <w:r>
+        <w:rPr>
+          <w:rFonts w:ascii="Consolas" w:eastAsia="Consolas" w:hAnsi="Consolas" w:cs="Consolas"/>
+        </w:rPr>
+        <w:t xml:space="preserve">adb shell am start -n com.example.piliplus/.MainActivity --ez enable-impeller true</w:t>
+      </w:r>
+      <w:r>
+        <w:br/>
+        <w:t xml:space="preserve">（引擎从 intent extra </w:t>
+      </w:r>
+      <w:r>
+        <w:rPr>
+          <w:rFonts w:ascii="Consolas" w:eastAsia="Consolas" w:hAnsi="Consolas" w:cs="Consolas"/>
+        </w:rPr>
+        <w:t xml:space="preserve">enable-impeller</w:t>
+      </w:r>
+      <w:r>
+        <w:t xml:space="preserve"> 读值，见 </w:t>
+      </w:r>
+      <w:r>
+        <w:rPr>
+          <w:rFonts w:ascii="Consolas" w:eastAsia="Consolas" w:hAnsi="Consolas" w:cs="Consolas"/>
+        </w:rPr>
+        <w:t xml:space="preserve">FlutterShellArgs.fromIntent</w:t>
+      </w:r>
+      <w:r>
+        <w:t xml:space="preserve"> / </w:t>
+      </w:r>
+      <w:r>
+        <w:rPr>
+          <w:rFonts w:ascii="Consolas" w:eastAsia="Consolas" w:hAnsi="Consolas" w:cs="Consolas"/>
+        </w:rPr>
+        <w:t xml:space="preserve">FlutterEngineFlags.getFlagFromIntentKey</w:t>
+      </w:r>
+      <w:r>
+        <w:t xml:space="preserve">）。</w:t>
+        <w:br/>
+        <w:t xml:space="preserve">⚠️ 上游已声明「用 Intent 传引擎 flag」迟早会被移除（flutter/flutter#180686），所以只当调试手段，正式回退用上面的重新打包。</w:t>
       </w:r>
     </w:p>
     <w:p>
@@ -5258,7 +5285,34 @@
         </w:numPr>
       </w:pPr>
       <w:r>
-        <w:t xml:space="preserve">回归清单（放开后过一遍，看“有没有画错/崩”而非性能）：播放画面与弹幕渲染、PiP、投屏、截图与 WebP 导出、液体玻璃（BackdropFilter）、骨架屏 ShaderMask。</w:t>
+        <w:t xml:space="preserve">已确认引擎二进制里同时含 Vulkan / OpenGLES 两个 Impeller 后端（</w:t>
+      </w:r>
+      <w:r>
+        <w:rPr>
+          <w:rFonts w:ascii="Consolas" w:eastAsia="Consolas" w:hAnsi="Consolas" w:cs="Consolas"/>
+        </w:rPr>
+        <w:t xml:space="preserve">libflutter.so</w:t>
+      </w:r>
+      <w:r>
+        <w:t xml:space="preserve"> 里有 </w:t>
+      </w:r>
+      <w:r>
+        <w:rPr>
+          <w:rFonts w:ascii="Consolas" w:eastAsia="Consolas" w:hAnsi="Consolas" w:cs="Consolas"/>
+        </w:rPr>
+        <w:t xml:space="preserve">Using the Impeller rendering backend (Vulkan).</w:t>
+      </w:r>
+      <w:r>
+        <w:t xml:space="preserve">、</w:t>
+      </w:r>
+      <w:r>
+        <w:rPr>
+          <w:rFonts w:ascii="Consolas" w:eastAsia="Consolas" w:hAnsi="Consolas" w:cs="Consolas"/>
+        </w:rPr>
+        <w:t xml:space="preserve">... (OpenGLES).</w:t>
+      </w:r>
+      <w:r>
+        <w:t xml:space="preserve">），所以禁用 Vulkan 的设备也能回落到 GLES 后端。</w:t>
       </w:r>
     </w:p>
     <w:p>
@@ -5270,81 +5324,7 @@
         </w:numPr>
       </w:pPr>
       <w:r>
-        <w:t xml:space="preserve">已核对不涉及 Impeller 的已知局限：全库没有 </w:t>
-      </w:r>
-      <w:r>
-        <w:rPr>
-          <w:rFonts w:ascii="Consolas" w:eastAsia="Consolas" w:hAnsi="Consolas" w:cs="Consolas"/>
-        </w:rPr>
-        <w:t xml:space="preserve">toImageSync</w:t>
-      </w:r>
-      <w:r>
-        <w:t xml:space="preserve">，也没有 </w:t>
-      </w:r>
-      <w:r>
-        <w:rPr>
-          <w:rFonts w:ascii="Consolas" w:eastAsia="Consolas" w:hAnsi="Consolas" w:cs="Consolas"/>
-        </w:rPr>
-        <w:t xml:space="preserve">ScreenshotType.skiaPicture</w:t>
-      </w:r>
-      <w:r>
-        <w:t xml:space="preserve"> 用法（这两条是 Impeller 的限制），</w:t>
-        <w:br/>
-        <w:t xml:space="preserve">截图/导出（</w:t>
-      </w:r>
-      <w:r>
-        <w:rPr>
-          <w:rFonts w:ascii="Consolas" w:eastAsia="Consolas" w:hAnsi="Consolas" w:cs="Consolas"/>
-        </w:rPr>
-        <w:t xml:space="preserve">lib/utils/screenshot.dart</w:t>
-      </w:r>
-      <w:r>
-        <w:t xml:space="preserve">、</w:t>
-      </w:r>
-      <w:r>
-        <w:rPr>
-          <w:rFonts w:ascii="Consolas" w:eastAsia="Consolas" w:hAnsi="Consolas" w:cs="Consolas"/>
-        </w:rPr>
-        <w:t xml:space="preserve">save_panel</w:t>
-      </w:r>
-      <w:r>
-        <w:t xml:space="preserve">、</w:t>
-      </w:r>
-      <w:r>
-        <w:rPr>
-          <w:rFonts w:ascii="Consolas" w:eastAsia="Consolas" w:hAnsi="Consolas" w:cs="Consolas"/>
-        </w:rPr>
-        <w:t xml:space="preserve">login</w:t>
-      </w:r>
-      <w:r>
-        <w:t xml:space="preserve"> 的 </w:t>
-      </w:r>
-      <w:r>
-        <w:rPr>
-          <w:rFonts w:ascii="Consolas" w:eastAsia="Consolas" w:hAnsi="Consolas" w:cs="Consolas"/>
-        </w:rPr>
-        <w:t xml:space="preserve">RepaintBoundary.toImage</w:t>
-      </w:r>
-      <w:r>
-        <w:t xml:space="preserve">）走的是受支持的 </w:t>
-      </w:r>
-      <w:r>
-        <w:rPr>
-          <w:rFonts w:ascii="Consolas" w:eastAsia="Consolas" w:hAnsi="Consolas" w:cs="Consolas"/>
-        </w:rPr>
-        <w:t xml:space="preserve">toImage</w:t>
-      </w:r>
-      <w:r>
-        <w:t xml:space="preserve"> 路径；</w:t>
-      </w:r>
-      <w:r>
-        <w:rPr>
-          <w:rFonts w:ascii="Consolas" w:eastAsia="Consolas" w:hAnsi="Consolas" w:cs="Consolas"/>
-        </w:rPr>
-        <w:t xml:space="preserve">lib/</w:t>
-      </w:r>
-      <w:r>
-        <w:t xml:space="preserve"> 里也没有任何依赖“当前跑在 Skia 上”的分支。</w:t>
+        <w:t xml:space="preserve">回归清单（放开后过一遍，看“有没有画错/崩”而非性能）：播放画面与弹幕渲染、PiP、投屏、截图与 WebP 导出、液体玻璃（BackdropFilter）、骨架屏 ShaderMask。</w:t>
       </w:r>
     </w:p>
     <w:p>
@@ -5356,6 +5336,92 @@
         </w:numPr>
       </w:pPr>
       <w:r>
+        <w:t xml:space="preserve">已核对不涉及 Impeller 的已知局限：全库没有 </w:t>
+      </w:r>
+      <w:r>
+        <w:rPr>
+          <w:rFonts w:ascii="Consolas" w:eastAsia="Consolas" w:hAnsi="Consolas" w:cs="Consolas"/>
+        </w:rPr>
+        <w:t xml:space="preserve">toImageSync</w:t>
+      </w:r>
+      <w:r>
+        <w:t xml:space="preserve">，也没有 </w:t>
+      </w:r>
+      <w:r>
+        <w:rPr>
+          <w:rFonts w:ascii="Consolas" w:eastAsia="Consolas" w:hAnsi="Consolas" w:cs="Consolas"/>
+        </w:rPr>
+        <w:t xml:space="preserve">ScreenshotType.skiaPicture</w:t>
+      </w:r>
+      <w:r>
+        <w:t xml:space="preserve"> 用法（这两条是 Impeller 的限制），</w:t>
+        <w:br/>
+        <w:t xml:space="preserve">截图/导出（</w:t>
+      </w:r>
+      <w:r>
+        <w:rPr>
+          <w:rFonts w:ascii="Consolas" w:eastAsia="Consolas" w:hAnsi="Consolas" w:cs="Consolas"/>
+        </w:rPr>
+        <w:t xml:space="preserve">lib/utils/screenshot.dart</w:t>
+      </w:r>
+      <w:r>
+        <w:t xml:space="preserve">、</w:t>
+      </w:r>
+      <w:r>
+        <w:rPr>
+          <w:rFonts w:ascii="Consolas" w:eastAsia="Consolas" w:hAnsi="Consolas" w:cs="Consolas"/>
+        </w:rPr>
+        <w:t xml:space="preserve">save_panel</w:t>
+      </w:r>
+      <w:r>
+        <w:t xml:space="preserve">、</w:t>
+      </w:r>
+      <w:r>
+        <w:rPr>
+          <w:rFonts w:ascii="Consolas" w:eastAsia="Consolas" w:hAnsi="Consolas" w:cs="Consolas"/>
+        </w:rPr>
+        <w:t xml:space="preserve">login</w:t>
+      </w:r>
+      <w:r>
+        <w:t xml:space="preserve"> 的 </w:t>
+      </w:r>
+      <w:r>
+        <w:rPr>
+          <w:rFonts w:ascii="Consolas" w:eastAsia="Consolas" w:hAnsi="Consolas" w:cs="Consolas"/>
+        </w:rPr>
+        <w:t xml:space="preserve">RepaintBoundary.toImage</w:t>
+      </w:r>
+      <w:r>
+        <w:t xml:space="preserve">）走的是受支持的 </w:t>
+      </w:r>
+      <w:r>
+        <w:rPr>
+          <w:rFonts w:ascii="Consolas" w:eastAsia="Consolas" w:hAnsi="Consolas" w:cs="Consolas"/>
+        </w:rPr>
+        <w:t xml:space="preserve">toImage</w:t>
+      </w:r>
+      <w:r>
+        <w:t xml:space="preserve"> 路径；</w:t>
+      </w:r>
+      <w:r>
+        <w:rPr>
+          <w:rFonts w:ascii="Consolas" w:eastAsia="Consolas" w:hAnsi="Consolas" w:cs="Consolas"/>
+        </w:rPr>
+        <w:t xml:space="preserve">lib/</w:t>
+      </w:r>
+      <w:r>
+        <w:t xml:space="preserve"> 里也没有任何依赖“当前跑在 Skia 上”的分支。</w:t>
+      </w:r>
+    </w:p>
+    <w:p>
+      <w:pPr>
+        <w:pStyle w:val="ListParagraph"/>
+        <w:numPr>
+          <w:ilvl w:val="0"/>
+          <w:numId w:val="1"/>
+        </w:numPr>
+      </w:pPr>
+      <w:r>
         <w:t xml:space="preserve">历史原因（值得知道）：上游这份 </w:t>
       </w:r>
       <w:r>
@@ -5434,7 +5500,7 @@
         <w:t xml:space="preserve">这条预防性关闭仍然需要</w:t>
       </w:r>
       <w:r>
-        <w:t xml:space="preserve">（试开后效果不佳，已回退）。日后复测若再出现花屏/闪烁，直接用上面的命令立刻回到 Skia。</w:t>
+        <w:t xml:space="preserve">（试开后耗电/发热变差，已回退）。日后复测若再出现花屏/闪烁，直接用上面的命令立刻回到 Skia。</w:t>
       </w:r>
     </w:p>
     <w:p>
